--- a/data/outputs/v2/Core_Mathematics/SS2.2_Reflection_and_Congruence/Core_Mathematics_Reflection_and_Congruence_CBE_LessonSequence.docx
+++ b/data/outputs/v2/Core_Mathematics/SS2.2_Reflection_and_Congruence/Core_Mathematics_Reflection_and_Congruence_CBE_LessonSequence.docx
@@ -3356,7 +3356,7 @@
             <w:pPr>
               <w:spacing w:after="20" w:before="0"/>
             </w:pPr>
-            <w:hyperlink w:history="1" r:id="rIdpbtrcfrx2zbrfha9upqsv">
+            <w:hyperlink w:history="1" r:id="rIdiunj2eqrzftaty4wcuovt">
               <w:r>
                 <w:rPr>
                   <w:rFonts w:ascii="Arial" w:cs="Arial" w:eastAsia="Arial" w:hAnsi="Arial"/>
@@ -3389,7 +3389,7 @@
               <w:spacing w:after="10" w:before="0"/>
               <w:ind w:left="120"/>
             </w:pPr>
-            <w:hyperlink w:history="1" r:id="rIdypf1oensujnk3wdxmu1sp">
+            <w:hyperlink w:history="1" r:id="rIdkqvgqvqo8mwdkrqxnw5xu">
               <w:r>
                 <w:rPr>
                   <w:rFonts w:ascii="Arial" w:cs="Arial" w:eastAsia="Arial" w:hAnsi="Arial"/>
@@ -3434,7 +3434,7 @@
             <w:pPr>
               <w:spacing w:after="20" w:before="0"/>
             </w:pPr>
-            <w:hyperlink w:history="1" r:id="rIdlnkmjh_kkea688hklcauc">
+            <w:hyperlink w:history="1" r:id="rIdb16i4wn-ya66ix3bn2-gx">
               <w:r>
                 <w:rPr>
                   <w:rFonts w:ascii="Arial" w:cs="Arial" w:eastAsia="Arial" w:hAnsi="Arial"/>
@@ -3467,7 +3467,7 @@
               <w:spacing w:after="10" w:before="0"/>
               <w:ind w:left="120"/>
             </w:pPr>
-            <w:hyperlink w:history="1" r:id="rIdlk9mwwwecvcbnljp3fhuu">
+            <w:hyperlink w:history="1" r:id="rIdjcz2kmrgoncjzv5m2dbnl">
               <w:r>
                 <w:rPr>
                   <w:rFonts w:ascii="Arial" w:cs="Arial" w:eastAsia="Arial" w:hAnsi="Arial"/>
@@ -3662,7 +3662,7 @@
             <w:pPr>
               <w:spacing w:after="20" w:before="0"/>
             </w:pPr>
-            <w:hyperlink w:history="1" r:id="rIdmyda_evbhhh_bgtvwdhn8">
+            <w:hyperlink w:history="1" r:id="rIdhsqehv6gy4wssgmsnswxt">
               <w:r>
                 <w:rPr>
                   <w:rFonts w:ascii="Arial" w:cs="Arial" w:eastAsia="Arial" w:hAnsi="Arial"/>
@@ -3695,7 +3695,7 @@
               <w:spacing w:after="10" w:before="0"/>
               <w:ind w:left="120"/>
             </w:pPr>
-            <w:hyperlink w:history="1" r:id="rIdt1nyv5texsayjykwg6ez1">
+            <w:hyperlink w:history="1" r:id="rIdkiwkg4wnmlujktjqvmkfn">
               <w:r>
                 <w:rPr>
                   <w:rFonts w:ascii="Arial" w:cs="Arial" w:eastAsia="Arial" w:hAnsi="Arial"/>
@@ -3740,7 +3740,7 @@
             <w:pPr>
               <w:spacing w:after="20" w:before="0"/>
             </w:pPr>
-            <w:hyperlink w:history="1" r:id="rIdq7eht_yybtg8unhgcynq7">
+            <w:hyperlink w:history="1" r:id="rIdjf5ayyrrhrjloprc5at1x">
               <w:r>
                 <w:rPr>
                   <w:rFonts w:ascii="Arial" w:cs="Arial" w:eastAsia="Arial" w:hAnsi="Arial"/>
@@ -3773,7 +3773,7 @@
               <w:spacing w:after="10" w:before="0"/>
               <w:ind w:left="120"/>
             </w:pPr>
-            <w:hyperlink w:history="1" r:id="rIdwvchz10lxzj0sdv2nkwy_">
+            <w:hyperlink w:history="1" r:id="rIddeqv6lwhausjlr1kkcank">
               <w:r>
                 <w:rPr>
                   <w:rFonts w:ascii="Arial" w:cs="Arial" w:eastAsia="Arial" w:hAnsi="Arial"/>
@@ -3968,7 +3968,7 @@
             <w:pPr>
               <w:spacing w:after="20" w:before="0"/>
             </w:pPr>
-            <w:hyperlink w:history="1" r:id="rIddz2ixu40ybjpsc2r4rp9b">
+            <w:hyperlink w:history="1" r:id="rIdbjq8z3pma2_hd9ln_uvho">
               <w:r>
                 <w:rPr>
                   <w:rFonts w:ascii="Arial" w:cs="Arial" w:eastAsia="Arial" w:hAnsi="Arial"/>
@@ -4001,7 +4001,7 @@
               <w:spacing w:after="10" w:before="0"/>
               <w:ind w:left="120"/>
             </w:pPr>
-            <w:hyperlink w:history="1" r:id="rIdduhcvkv-pz0yc1lbrgdp8">
+            <w:hyperlink w:history="1" r:id="rId7xxclqwppza3vofbteriw">
               <w:r>
                 <w:rPr>
                   <w:rFonts w:ascii="Arial" w:cs="Arial" w:eastAsia="Arial" w:hAnsi="Arial"/>
@@ -4046,7 +4046,7 @@
             <w:pPr>
               <w:spacing w:after="20" w:before="0"/>
             </w:pPr>
-            <w:hyperlink w:history="1" r:id="rIdgobi3z3hq2hgfxlm_qlaj">
+            <w:hyperlink w:history="1" r:id="rIdgi_0utgfu_ljddxnmv4or">
               <w:r>
                 <w:rPr>
                   <w:rFonts w:ascii="Arial" w:cs="Arial" w:eastAsia="Arial" w:hAnsi="Arial"/>
@@ -4079,7 +4079,7 @@
               <w:spacing w:after="10" w:before="0"/>
               <w:ind w:left="120"/>
             </w:pPr>
-            <w:hyperlink w:history="1" r:id="rIdrxcbmwxiuyr71m9xjp8w5">
+            <w:hyperlink w:history="1" r:id="rId_ruzp9p_sh6_nbrqjsfnk">
               <w:r>
                 <w:rPr>
                   <w:rFonts w:ascii="Arial" w:cs="Arial" w:eastAsia="Arial" w:hAnsi="Arial"/>
@@ -4274,7 +4274,7 @@
             <w:pPr>
               <w:spacing w:after="20" w:before="0"/>
             </w:pPr>
-            <w:hyperlink w:history="1" r:id="rId-jgkbwkrtic2qncvrfhpc">
+            <w:hyperlink w:history="1" r:id="rIdeac8ymskdwo964vvmml1r">
               <w:r>
                 <w:rPr>
                   <w:rFonts w:ascii="Arial" w:cs="Arial" w:eastAsia="Arial" w:hAnsi="Arial"/>
@@ -4307,7 +4307,7 @@
               <w:spacing w:after="10" w:before="0"/>
               <w:ind w:left="120"/>
             </w:pPr>
-            <w:hyperlink w:history="1" r:id="rIdoxotnkd4cy53pckvcgqxx">
+            <w:hyperlink w:history="1" r:id="rIdy0ybh0iyhowagxfg38bcq">
               <w:r>
                 <w:rPr>
                   <w:rFonts w:ascii="Arial" w:cs="Arial" w:eastAsia="Arial" w:hAnsi="Arial"/>
@@ -4352,7 +4352,7 @@
             <w:pPr>
               <w:spacing w:after="20" w:before="0"/>
             </w:pPr>
-            <w:hyperlink w:history="1" r:id="rIdajwvsfjlt5x8evvthfcyl">
+            <w:hyperlink w:history="1" r:id="rId26djtaqiqqihave22riks">
               <w:r>
                 <w:rPr>
                   <w:rFonts w:ascii="Arial" w:cs="Arial" w:eastAsia="Arial" w:hAnsi="Arial"/>
@@ -4385,7 +4385,7 @@
               <w:spacing w:after="10" w:before="0"/>
               <w:ind w:left="120"/>
             </w:pPr>
-            <w:hyperlink w:history="1" r:id="rIdwpqu1-bn2zxsaq62bcgmg">
+            <w:hyperlink w:history="1" r:id="rIdsnoqq7uoxgto0uqwnzbhc">
               <w:r>
                 <w:rPr>
                   <w:rFonts w:ascii="Arial" w:cs="Arial" w:eastAsia="Arial" w:hAnsi="Arial"/>
@@ -4580,7 +4580,7 @@
             <w:pPr>
               <w:spacing w:after="20" w:before="0"/>
             </w:pPr>
-            <w:hyperlink w:history="1" r:id="rIdsg-ovlepn3njtyaqworhv">
+            <w:hyperlink w:history="1" r:id="rId9mdvq7ofkxijm0dg-cqcn">
               <w:r>
                 <w:rPr>
                   <w:rFonts w:ascii="Arial" w:cs="Arial" w:eastAsia="Arial" w:hAnsi="Arial"/>
@@ -4613,7 +4613,7 @@
               <w:spacing w:after="10" w:before="0"/>
               <w:ind w:left="120"/>
             </w:pPr>
-            <w:hyperlink w:history="1" r:id="rIdt_1k3ctlyecqt-sw35lwp">
+            <w:hyperlink w:history="1" r:id="rIdenkpcjcfopkzjvazlskab">
               <w:r>
                 <w:rPr>
                   <w:rFonts w:ascii="Arial" w:cs="Arial" w:eastAsia="Arial" w:hAnsi="Arial"/>
@@ -4658,7 +4658,7 @@
             <w:pPr>
               <w:spacing w:after="20" w:before="0"/>
             </w:pPr>
-            <w:hyperlink w:history="1" r:id="rIdu_g0kqptogw3ehiec86eq">
+            <w:hyperlink w:history="1" r:id="rIdee-h-2zrvhobhbrc4wwe1">
               <w:r>
                 <w:rPr>
                   <w:rFonts w:ascii="Arial" w:cs="Arial" w:eastAsia="Arial" w:hAnsi="Arial"/>
@@ -4691,7 +4691,7 @@
               <w:spacing w:after="10" w:before="0"/>
               <w:ind w:left="120"/>
             </w:pPr>
-            <w:hyperlink w:history="1" r:id="rIddphq3cueoea2xzwqrbrks">
+            <w:hyperlink w:history="1" r:id="rIdyocqmvr89ws84ec7fiwmm">
               <w:r>
                 <w:rPr>
                   <w:rFonts w:ascii="Arial" w:cs="Arial" w:eastAsia="Arial" w:hAnsi="Arial"/>
@@ -6489,7 +6489,7 @@
             <w:pPr>
               <w:spacing w:after="20" w:before="0"/>
             </w:pPr>
-            <w:hyperlink w:history="1" r:id="rIdeu4cu5xdnvmyysbbem5eh">
+            <w:hyperlink w:history="1" r:id="rIda7mhla4lhibgjtpyn_thv">
               <w:r>
                 <w:rPr>
                   <w:rFonts w:ascii="Arial" w:cs="Arial" w:eastAsia="Arial" w:hAnsi="Arial"/>
@@ -6522,7 +6522,7 @@
               <w:spacing w:after="10" w:before="0"/>
               <w:ind w:left="120"/>
             </w:pPr>
-            <w:hyperlink w:history="1" r:id="rIdogwk7asyef8iu6hjg_gd0">
+            <w:hyperlink w:history="1" r:id="rIdqr6cqtzdlbxqfa1cekzme">
               <w:r>
                 <w:rPr>
                   <w:rFonts w:ascii="Arial" w:cs="Arial" w:eastAsia="Arial" w:hAnsi="Arial"/>
@@ -6567,7 +6567,7 @@
             <w:pPr>
               <w:spacing w:after="20" w:before="0"/>
             </w:pPr>
-            <w:hyperlink w:history="1" r:id="rIdj9ee7hwvxsvx9bxaedhog">
+            <w:hyperlink w:history="1" r:id="rId7qklwnzt42evtf-rxkhy1">
               <w:r>
                 <w:rPr>
                   <w:rFonts w:ascii="Arial" w:cs="Arial" w:eastAsia="Arial" w:hAnsi="Arial"/>
@@ -6600,7 +6600,7 @@
               <w:spacing w:after="10" w:before="0"/>
               <w:ind w:left="120"/>
             </w:pPr>
-            <w:hyperlink w:history="1" r:id="rId68l3vujkxysfcpnu09a_0">
+            <w:hyperlink w:history="1" r:id="rIdxyw9hk6lvzmbzfw5eeej2">
               <w:r>
                 <w:rPr>
                   <w:rFonts w:ascii="Arial" w:cs="Arial" w:eastAsia="Arial" w:hAnsi="Arial"/>
@@ -6795,7 +6795,7 @@
             <w:pPr>
               <w:spacing w:after="20" w:before="0"/>
             </w:pPr>
-            <w:hyperlink w:history="1" r:id="rIdh61ab1rswhvvrx-ysi58r">
+            <w:hyperlink w:history="1" r:id="rIdp80whwt2tyrorbu7dm04k">
               <w:r>
                 <w:rPr>
                   <w:rFonts w:ascii="Arial" w:cs="Arial" w:eastAsia="Arial" w:hAnsi="Arial"/>
@@ -6828,7 +6828,7 @@
               <w:spacing w:after="10" w:before="0"/>
               <w:ind w:left="120"/>
             </w:pPr>
-            <w:hyperlink w:history="1" r:id="rIdmpvgwnkpzmpxuil5b98-r">
+            <w:hyperlink w:history="1" r:id="rIdkkghonjpjxjdlhkzmhoay">
               <w:r>
                 <w:rPr>
                   <w:rFonts w:ascii="Arial" w:cs="Arial" w:eastAsia="Arial" w:hAnsi="Arial"/>
@@ -6873,7 +6873,7 @@
             <w:pPr>
               <w:spacing w:after="20" w:before="0"/>
             </w:pPr>
-            <w:hyperlink w:history="1" r:id="rIdyhukhokweqmrvqxyxy7h-">
+            <w:hyperlink w:history="1" r:id="rIdsd5ugsenptvolpuuykzoz">
               <w:r>
                 <w:rPr>
                   <w:rFonts w:ascii="Arial" w:cs="Arial" w:eastAsia="Arial" w:hAnsi="Arial"/>
@@ -6906,7 +6906,7 @@
               <w:spacing w:after="10" w:before="0"/>
               <w:ind w:left="120"/>
             </w:pPr>
-            <w:hyperlink w:history="1" r:id="rIdw3l72vhnr6idhbhugtsj3">
+            <w:hyperlink w:history="1" r:id="rId6ypltkjqaxi9kle2qxnqh">
               <w:r>
                 <w:rPr>
                   <w:rFonts w:ascii="Arial" w:cs="Arial" w:eastAsia="Arial" w:hAnsi="Arial"/>
@@ -7101,7 +7101,7 @@
             <w:pPr>
               <w:spacing w:after="20" w:before="0"/>
             </w:pPr>
-            <w:hyperlink w:history="1" r:id="rIdagnhlmr92j8m2bafnzmo9">
+            <w:hyperlink w:history="1" r:id="rIduicyyng7jrqjuejlhefvb">
               <w:r>
                 <w:rPr>
                   <w:rFonts w:ascii="Arial" w:cs="Arial" w:eastAsia="Arial" w:hAnsi="Arial"/>
@@ -7134,7 +7134,7 @@
               <w:spacing w:after="10" w:before="0"/>
               <w:ind w:left="120"/>
             </w:pPr>
-            <w:hyperlink w:history="1" r:id="rIdqz_qrkespbgtv0izl7vw8">
+            <w:hyperlink w:history="1" r:id="rIdj9atr03s4rqc4b7jqr50e">
               <w:r>
                 <w:rPr>
                   <w:rFonts w:ascii="Arial" w:cs="Arial" w:eastAsia="Arial" w:hAnsi="Arial"/>
@@ -7179,7 +7179,7 @@
             <w:pPr>
               <w:spacing w:after="20" w:before="0"/>
             </w:pPr>
-            <w:hyperlink w:history="1" r:id="rIdhn1uwhaynd-uztcenrvci">
+            <w:hyperlink w:history="1" r:id="rIdched_py8ichr7_sp9mepb">
               <w:r>
                 <w:rPr>
                   <w:rFonts w:ascii="Arial" w:cs="Arial" w:eastAsia="Arial" w:hAnsi="Arial"/>
@@ -7212,7 +7212,7 @@
               <w:spacing w:after="10" w:before="0"/>
               <w:ind w:left="120"/>
             </w:pPr>
-            <w:hyperlink w:history="1" r:id="rIdh287ysvupt4igyyak0ez6">
+            <w:hyperlink w:history="1" r:id="rIdcbp7lky1mjgs6n7kx8rl3">
               <w:r>
                 <w:rPr>
                   <w:rFonts w:ascii="Arial" w:cs="Arial" w:eastAsia="Arial" w:hAnsi="Arial"/>
@@ -7407,7 +7407,7 @@
             <w:pPr>
               <w:spacing w:after="20" w:before="0"/>
             </w:pPr>
-            <w:hyperlink w:history="1" r:id="rIdytzyucsmwg8hftbresjto">
+            <w:hyperlink w:history="1" r:id="rIdjn8amxn-jv8qed1ixrfnn">
               <w:r>
                 <w:rPr>
                   <w:rFonts w:ascii="Arial" w:cs="Arial" w:eastAsia="Arial" w:hAnsi="Arial"/>
@@ -7440,7 +7440,7 @@
               <w:spacing w:after="10" w:before="0"/>
               <w:ind w:left="120"/>
             </w:pPr>
-            <w:hyperlink w:history="1" r:id="rIdo5atiytbr_j-yelnqzrqt">
+            <w:hyperlink w:history="1" r:id="rIdvy0qs2--udpzrwnjdf4qf">
               <w:r>
                 <w:rPr>
                   <w:rFonts w:ascii="Arial" w:cs="Arial" w:eastAsia="Arial" w:hAnsi="Arial"/>
@@ -7485,7 +7485,7 @@
             <w:pPr>
               <w:spacing w:after="20" w:before="0"/>
             </w:pPr>
-            <w:hyperlink w:history="1" r:id="rId8ka2mkuttjruisgjkeqxs">
+            <w:hyperlink w:history="1" r:id="rIdam_drm9fozejrq8ngmc1e">
               <w:r>
                 <w:rPr>
                   <w:rFonts w:ascii="Arial" w:cs="Arial" w:eastAsia="Arial" w:hAnsi="Arial"/>
@@ -7518,7 +7518,7 @@
               <w:spacing w:after="10" w:before="0"/>
               <w:ind w:left="120"/>
             </w:pPr>
-            <w:hyperlink w:history="1" r:id="rIdfqhxuryiimoiyfodk5dbu">
+            <w:hyperlink w:history="1" r:id="rIdf5-fufapwrqtuikrs8smt">
               <w:r>
                 <w:rPr>
                   <w:rFonts w:ascii="Arial" w:cs="Arial" w:eastAsia="Arial" w:hAnsi="Arial"/>
@@ -7713,7 +7713,7 @@
             <w:pPr>
               <w:spacing w:after="20" w:before="0"/>
             </w:pPr>
-            <w:hyperlink w:history="1" r:id="rIdkirtx6fvywbhprusrwk6u">
+            <w:hyperlink w:history="1" r:id="rIdjrmb4ke8wzm9wi2besqqw">
               <w:r>
                 <w:rPr>
                   <w:rFonts w:ascii="Arial" w:cs="Arial" w:eastAsia="Arial" w:hAnsi="Arial"/>
@@ -7746,7 +7746,7 @@
               <w:spacing w:after="10" w:before="0"/>
               <w:ind w:left="120"/>
             </w:pPr>
-            <w:hyperlink w:history="1" r:id="rIdht5iebiv8swcj-svvvg6l">
+            <w:hyperlink w:history="1" r:id="rIdcxhz04snlxntfboxt4xmw">
               <w:r>
                 <w:rPr>
                   <w:rFonts w:ascii="Arial" w:cs="Arial" w:eastAsia="Arial" w:hAnsi="Arial"/>
@@ -7791,7 +7791,7 @@
             <w:pPr>
               <w:spacing w:after="20" w:before="0"/>
             </w:pPr>
-            <w:hyperlink w:history="1" r:id="rId18zdq1okoqwgbah1umivh">
+            <w:hyperlink w:history="1" r:id="rId5my0ml8klkur4t-quz71z">
               <w:r>
                 <w:rPr>
                   <w:rFonts w:ascii="Arial" w:cs="Arial" w:eastAsia="Arial" w:hAnsi="Arial"/>
@@ -7824,7 +7824,7 @@
               <w:spacing w:after="10" w:before="0"/>
               <w:ind w:left="120"/>
             </w:pPr>
-            <w:hyperlink w:history="1" r:id="rIdylcgdcl4wmatsz-cyrebj">
+            <w:hyperlink w:history="1" r:id="rId4hepmljjic0cg2sh6_u4n">
               <w:r>
                 <w:rPr>
                   <w:rFonts w:ascii="Arial" w:cs="Arial" w:eastAsia="Arial" w:hAnsi="Arial"/>
@@ -9470,7 +9470,7 @@
             <w:pPr>
               <w:spacing w:after="20" w:before="0"/>
             </w:pPr>
-            <w:hyperlink w:history="1" r:id="rIdvbx8arhodx4phzrps_qkw">
+            <w:hyperlink w:history="1" r:id="rIdycunu-7s0hynjt0dk0kah">
               <w:r>
                 <w:rPr>
                   <w:rFonts w:ascii="Arial" w:cs="Arial" w:eastAsia="Arial" w:hAnsi="Arial"/>
@@ -9503,7 +9503,7 @@
               <w:spacing w:after="10" w:before="0"/>
               <w:ind w:left="120"/>
             </w:pPr>
-            <w:hyperlink w:history="1" r:id="rIdnuc8she5lhfbxtbqjnn1g">
+            <w:hyperlink w:history="1" r:id="rIdhi39itxp3jisjdwr8l5y1">
               <w:r>
                 <w:rPr>
                   <w:rFonts w:ascii="Arial" w:cs="Arial" w:eastAsia="Arial" w:hAnsi="Arial"/>
@@ -9548,7 +9548,7 @@
             <w:pPr>
               <w:spacing w:after="20" w:before="0"/>
             </w:pPr>
-            <w:hyperlink w:history="1" r:id="rId3cqznerkggo_zd1ygl1vh">
+            <w:hyperlink w:history="1" r:id="rId_7n2vzs5bsimwzwvzutwf">
               <w:r>
                 <w:rPr>
                   <w:rFonts w:ascii="Arial" w:cs="Arial" w:eastAsia="Arial" w:hAnsi="Arial"/>
@@ -9581,7 +9581,7 @@
               <w:spacing w:after="10" w:before="0"/>
               <w:ind w:left="120"/>
             </w:pPr>
-            <w:hyperlink w:history="1" r:id="rIdij7wfxhmytuyimsut06o2">
+            <w:hyperlink w:history="1" r:id="rIdtdzytagcht7gcx9zzydqy">
               <w:r>
                 <w:rPr>
                   <w:rFonts w:ascii="Arial" w:cs="Arial" w:eastAsia="Arial" w:hAnsi="Arial"/>
@@ -9776,7 +9776,7 @@
             <w:pPr>
               <w:spacing w:after="20" w:before="0"/>
             </w:pPr>
-            <w:hyperlink w:history="1" r:id="rId-pq8bd89juihwudmjuhu8">
+            <w:hyperlink w:history="1" r:id="rIdcphv8wmq0qpzmcqggb8mq">
               <w:r>
                 <w:rPr>
                   <w:rFonts w:ascii="Arial" w:cs="Arial" w:eastAsia="Arial" w:hAnsi="Arial"/>
@@ -9809,7 +9809,7 @@
               <w:spacing w:after="10" w:before="0"/>
               <w:ind w:left="120"/>
             </w:pPr>
-            <w:hyperlink w:history="1" r:id="rId1vep3badufifkbeaaubnm">
+            <w:hyperlink w:history="1" r:id="rIddblxmopc_bczfzikxui7m">
               <w:r>
                 <w:rPr>
                   <w:rFonts w:ascii="Arial" w:cs="Arial" w:eastAsia="Arial" w:hAnsi="Arial"/>
@@ -9854,7 +9854,7 @@
             <w:pPr>
               <w:spacing w:after="20" w:before="0"/>
             </w:pPr>
-            <w:hyperlink w:history="1" r:id="rIdjc4moljtgeu4ascczop7o">
+            <w:hyperlink w:history="1" r:id="rIdojkedcxfgjsxdzthonpxi">
               <w:r>
                 <w:rPr>
                   <w:rFonts w:ascii="Arial" w:cs="Arial" w:eastAsia="Arial" w:hAnsi="Arial"/>
@@ -9887,7 +9887,7 @@
               <w:spacing w:after="10" w:before="0"/>
               <w:ind w:left="120"/>
             </w:pPr>
-            <w:hyperlink w:history="1" r:id="rIdokyf8gyexboyo4oxvtptu">
+            <w:hyperlink w:history="1" r:id="rIdkgxaug_1c_dvnu7linpwi">
               <w:r>
                 <w:rPr>
                   <w:rFonts w:ascii="Arial" w:cs="Arial" w:eastAsia="Arial" w:hAnsi="Arial"/>
@@ -10082,7 +10082,7 @@
             <w:pPr>
               <w:spacing w:after="20" w:before="0"/>
             </w:pPr>
-            <w:hyperlink w:history="1" r:id="rIde6952tuhzzvnmhga1-ckv">
+            <w:hyperlink w:history="1" r:id="rIdlxrgj38hnhfkm2en8jdzu">
               <w:r>
                 <w:rPr>
                   <w:rFonts w:ascii="Arial" w:cs="Arial" w:eastAsia="Arial" w:hAnsi="Arial"/>
@@ -10115,7 +10115,7 @@
               <w:spacing w:after="10" w:before="0"/>
               <w:ind w:left="120"/>
             </w:pPr>
-            <w:hyperlink w:history="1" r:id="rIdlhby5bibuav-pz9sktr4p">
+            <w:hyperlink w:history="1" r:id="rId6hewufmcfajb0f6eqrkfh">
               <w:r>
                 <w:rPr>
                   <w:rFonts w:ascii="Arial" w:cs="Arial" w:eastAsia="Arial" w:hAnsi="Arial"/>
@@ -10160,7 +10160,7 @@
             <w:pPr>
               <w:spacing w:after="20" w:before="0"/>
             </w:pPr>
-            <w:hyperlink w:history="1" r:id="rIdy-xxfpakzzokbvvghu_o3">
+            <w:hyperlink w:history="1" r:id="rId9fbr5wfd8neuyzent7kgp">
               <w:r>
                 <w:rPr>
                   <w:rFonts w:ascii="Arial" w:cs="Arial" w:eastAsia="Arial" w:hAnsi="Arial"/>
@@ -10193,7 +10193,7 @@
               <w:spacing w:after="10" w:before="0"/>
               <w:ind w:left="120"/>
             </w:pPr>
-            <w:hyperlink w:history="1" r:id="rId-mxcnyrzqps9srh813syq">
+            <w:hyperlink w:history="1" r:id="rIdjurnh15gbt8p8wblk-9eg">
               <w:r>
                 <w:rPr>
                   <w:rFonts w:ascii="Arial" w:cs="Arial" w:eastAsia="Arial" w:hAnsi="Arial"/>
@@ -10388,7 +10388,7 @@
             <w:pPr>
               <w:spacing w:after="20" w:before="0"/>
             </w:pPr>
-            <w:hyperlink w:history="1" r:id="rIdcgxobbxj9cmk8mcptlk_n">
+            <w:hyperlink w:history="1" r:id="rIdednvl4pldqnrm8jpdue6y">
               <w:r>
                 <w:rPr>
                   <w:rFonts w:ascii="Arial" w:cs="Arial" w:eastAsia="Arial" w:hAnsi="Arial"/>
@@ -10421,7 +10421,7 @@
               <w:spacing w:after="10" w:before="0"/>
               <w:ind w:left="120"/>
             </w:pPr>
-            <w:hyperlink w:history="1" r:id="rIde-cvwg8zzlimup7krnph5">
+            <w:hyperlink w:history="1" r:id="rId_wmqabedupoiyn4_fjs_k">
               <w:r>
                 <w:rPr>
                   <w:rFonts w:ascii="Arial" w:cs="Arial" w:eastAsia="Arial" w:hAnsi="Arial"/>
@@ -10466,7 +10466,7 @@
             <w:pPr>
               <w:spacing w:after="20" w:before="0"/>
             </w:pPr>
-            <w:hyperlink w:history="1" r:id="rId_jpdnuchmwte2h2dsbn5w">
+            <w:hyperlink w:history="1" r:id="rIda1iq8gnuwn3s1rog3rvhi">
               <w:r>
                 <w:rPr>
                   <w:rFonts w:ascii="Arial" w:cs="Arial" w:eastAsia="Arial" w:hAnsi="Arial"/>
@@ -10499,7 +10499,7 @@
               <w:spacing w:after="10" w:before="0"/>
               <w:ind w:left="120"/>
             </w:pPr>
-            <w:hyperlink w:history="1" r:id="rId7bn1bzuv1owyhnmbocgou">
+            <w:hyperlink w:history="1" r:id="rId5wjpqu7tehdtaqx61rlwg">
               <w:r>
                 <w:rPr>
                   <w:rFonts w:ascii="Arial" w:cs="Arial" w:eastAsia="Arial" w:hAnsi="Arial"/>
@@ -10694,7 +10694,7 @@
             <w:pPr>
               <w:spacing w:after="20" w:before="0"/>
             </w:pPr>
-            <w:hyperlink w:history="1" r:id="rIdmdruvae4ugjdiukk_a2vi">
+            <w:hyperlink w:history="1" r:id="rId1ykjllbbqh7z0thco4fzo">
               <w:r>
                 <w:rPr>
                   <w:rFonts w:ascii="Arial" w:cs="Arial" w:eastAsia="Arial" w:hAnsi="Arial"/>
@@ -10727,7 +10727,7 @@
               <w:spacing w:after="10" w:before="0"/>
               <w:ind w:left="120"/>
             </w:pPr>
-            <w:hyperlink w:history="1" r:id="rIdckw4mljdukfmqmg069pmn">
+            <w:hyperlink w:history="1" r:id="rIdk22ui2yuahzi0ltb_eopf">
               <w:r>
                 <w:rPr>
                   <w:rFonts w:ascii="Arial" w:cs="Arial" w:eastAsia="Arial" w:hAnsi="Arial"/>
@@ -10772,7 +10772,7 @@
             <w:pPr>
               <w:spacing w:after="20" w:before="0"/>
             </w:pPr>
-            <w:hyperlink w:history="1" r:id="rIdk49wujx6jqa1h9la0wmlh">
+            <w:hyperlink w:history="1" r:id="rIduyyabbwfhjzihketa4fgw">
               <w:r>
                 <w:rPr>
                   <w:rFonts w:ascii="Arial" w:cs="Arial" w:eastAsia="Arial" w:hAnsi="Arial"/>
@@ -10805,7 +10805,7 @@
               <w:spacing w:after="10" w:before="0"/>
               <w:ind w:left="120"/>
             </w:pPr>
-            <w:hyperlink w:history="1" r:id="rIdgp_n9wqwmmzj6xrdecazd">
+            <w:hyperlink w:history="1" r:id="rIdvpuki6wqawvg5jstabz2w">
               <w:r>
                 <w:rPr>
                   <w:rFonts w:ascii="Arial" w:cs="Arial" w:eastAsia="Arial" w:hAnsi="Arial"/>
@@ -12451,7 +12451,7 @@
             <w:pPr>
               <w:spacing w:after="20" w:before="0"/>
             </w:pPr>
-            <w:hyperlink w:history="1" r:id="rIdj2oj6brfbie0veeq5rzsf">
+            <w:hyperlink w:history="1" r:id="rIdixqtny9g_wpvh9a2aihe2">
               <w:r>
                 <w:rPr>
                   <w:rFonts w:ascii="Arial" w:cs="Arial" w:eastAsia="Arial" w:hAnsi="Arial"/>
@@ -12484,7 +12484,7 @@
               <w:spacing w:after="10" w:before="0"/>
               <w:ind w:left="120"/>
             </w:pPr>
-            <w:hyperlink w:history="1" r:id="rIdy3ids3saw9ekp_roorbs0">
+            <w:hyperlink w:history="1" r:id="rIdm16cdzjfyzhmfdpkrmkld">
               <w:r>
                 <w:rPr>
                   <w:rFonts w:ascii="Arial" w:cs="Arial" w:eastAsia="Arial" w:hAnsi="Arial"/>
@@ -12529,7 +12529,7 @@
             <w:pPr>
               <w:spacing w:after="20" w:before="0"/>
             </w:pPr>
-            <w:hyperlink w:history="1" r:id="rIdpdkebcys_uzygvk_1rrbz">
+            <w:hyperlink w:history="1" r:id="rIdum7-s-nmk3_9w_ugfozuv">
               <w:r>
                 <w:rPr>
                   <w:rFonts w:ascii="Arial" w:cs="Arial" w:eastAsia="Arial" w:hAnsi="Arial"/>
@@ -12562,7 +12562,7 @@
               <w:spacing w:after="10" w:before="0"/>
               <w:ind w:left="120"/>
             </w:pPr>
-            <w:hyperlink w:history="1" r:id="rId4y0-0yfp6txmdwo4qbnom">
+            <w:hyperlink w:history="1" r:id="rId3nyira3cgcke7vtgjz5vn">
               <w:r>
                 <w:rPr>
                   <w:rFonts w:ascii="Arial" w:cs="Arial" w:eastAsia="Arial" w:hAnsi="Arial"/>
@@ -12757,7 +12757,7 @@
             <w:pPr>
               <w:spacing w:after="20" w:before="0"/>
             </w:pPr>
-            <w:hyperlink w:history="1" r:id="rIdoewtqbmnasd4bcyurero-">
+            <w:hyperlink w:history="1" r:id="rIdkodhjigs3sfit1mzgyjcp">
               <w:r>
                 <w:rPr>
                   <w:rFonts w:ascii="Arial" w:cs="Arial" w:eastAsia="Arial" w:hAnsi="Arial"/>
@@ -12790,7 +12790,7 @@
               <w:spacing w:after="10" w:before="0"/>
               <w:ind w:left="120"/>
             </w:pPr>
-            <w:hyperlink w:history="1" r:id="rIdver1h-lwf86e2zul67de8">
+            <w:hyperlink w:history="1" r:id="rIdhlwddrt5el84js0iklzkm">
               <w:r>
                 <w:rPr>
                   <w:rFonts w:ascii="Arial" w:cs="Arial" w:eastAsia="Arial" w:hAnsi="Arial"/>
@@ -12835,7 +12835,7 @@
             <w:pPr>
               <w:spacing w:after="20" w:before="0"/>
             </w:pPr>
-            <w:hyperlink w:history="1" r:id="rIdulnfkzetyfmqkexq4aasg">
+            <w:hyperlink w:history="1" r:id="rIdsif5mpp1mpeqqs83jium2">
               <w:r>
                 <w:rPr>
                   <w:rFonts w:ascii="Arial" w:cs="Arial" w:eastAsia="Arial" w:hAnsi="Arial"/>
@@ -12868,7 +12868,7 @@
               <w:spacing w:after="10" w:before="0"/>
               <w:ind w:left="120"/>
             </w:pPr>
-            <w:hyperlink w:history="1" r:id="rIdhk8zvgxgq-h-aomsriyj_">
+            <w:hyperlink w:history="1" r:id="rId-_9mwv_qbvegfpzndyyhq">
               <w:r>
                 <w:rPr>
                   <w:rFonts w:ascii="Arial" w:cs="Arial" w:eastAsia="Arial" w:hAnsi="Arial"/>
@@ -13063,7 +13063,7 @@
             <w:pPr>
               <w:spacing w:after="20" w:before="0"/>
             </w:pPr>
-            <w:hyperlink w:history="1" r:id="rIdfakon_qlb_9qu8uayqvfc">
+            <w:hyperlink w:history="1" r:id="rIdt3gc5ala0xporlhyk2coy">
               <w:r>
                 <w:rPr>
                   <w:rFonts w:ascii="Arial" w:cs="Arial" w:eastAsia="Arial" w:hAnsi="Arial"/>
@@ -13096,7 +13096,7 @@
               <w:spacing w:after="10" w:before="0"/>
               <w:ind w:left="120"/>
             </w:pPr>
-            <w:hyperlink w:history="1" r:id="rId2ivrzqjst8bunzfzyyji3">
+            <w:hyperlink w:history="1" r:id="rIdh4ijvakkawuwgl4jnatuz">
               <w:r>
                 <w:rPr>
                   <w:rFonts w:ascii="Arial" w:cs="Arial" w:eastAsia="Arial" w:hAnsi="Arial"/>
@@ -13141,7 +13141,7 @@
             <w:pPr>
               <w:spacing w:after="20" w:before="0"/>
             </w:pPr>
-            <w:hyperlink w:history="1" r:id="rIdajkqhstoo6cpypfsbusou">
+            <w:hyperlink w:history="1" r:id="rIdvr1ftrxmlctp3fli4nf6l">
               <w:r>
                 <w:rPr>
                   <w:rFonts w:ascii="Arial" w:cs="Arial" w:eastAsia="Arial" w:hAnsi="Arial"/>
@@ -13174,7 +13174,7 @@
               <w:spacing w:after="10" w:before="0"/>
               <w:ind w:left="120"/>
             </w:pPr>
-            <w:hyperlink w:history="1" r:id="rIdifuafwacnfg-kfwfwm14p">
+            <w:hyperlink w:history="1" r:id="rIdjff5c7fpypwzwpuacu9v6">
               <w:r>
                 <w:rPr>
                   <w:rFonts w:ascii="Arial" w:cs="Arial" w:eastAsia="Arial" w:hAnsi="Arial"/>
@@ -13369,7 +13369,7 @@
             <w:pPr>
               <w:spacing w:after="20" w:before="0"/>
             </w:pPr>
-            <w:hyperlink w:history="1" r:id="rIdgzwm5rxjfapimakhgowfw">
+            <w:hyperlink w:history="1" r:id="rIdvocnqdgkuiyj3b2h-9bsc">
               <w:r>
                 <w:rPr>
                   <w:rFonts w:ascii="Arial" w:cs="Arial" w:eastAsia="Arial" w:hAnsi="Arial"/>
@@ -13402,7 +13402,7 @@
               <w:spacing w:after="10" w:before="0"/>
               <w:ind w:left="120"/>
             </w:pPr>
-            <w:hyperlink w:history="1" r:id="rIdtlmd1jzwmynymho80ekem">
+            <w:hyperlink w:history="1" r:id="rIdwqi7ai3md45aq2nt0hevq">
               <w:r>
                 <w:rPr>
                   <w:rFonts w:ascii="Arial" w:cs="Arial" w:eastAsia="Arial" w:hAnsi="Arial"/>
@@ -13447,7 +13447,7 @@
             <w:pPr>
               <w:spacing w:after="20" w:before="0"/>
             </w:pPr>
-            <w:hyperlink w:history="1" r:id="rId9y4ayy_hrymrxn3f_xp50">
+            <w:hyperlink w:history="1" r:id="rIdp5dibyjrnzpheqeat-o3x">
               <w:r>
                 <w:rPr>
                   <w:rFonts w:ascii="Arial" w:cs="Arial" w:eastAsia="Arial" w:hAnsi="Arial"/>
@@ -13480,7 +13480,7 @@
               <w:spacing w:after="10" w:before="0"/>
               <w:ind w:left="120"/>
             </w:pPr>
-            <w:hyperlink w:history="1" r:id="rIdodxcigjp9fatelbb78axv">
+            <w:hyperlink w:history="1" r:id="rIdyfsx5pphfxigkq15hjroc">
               <w:r>
                 <w:rPr>
                   <w:rFonts w:ascii="Arial" w:cs="Arial" w:eastAsia="Arial" w:hAnsi="Arial"/>
@@ -13675,7 +13675,7 @@
             <w:pPr>
               <w:spacing w:after="20" w:before="0"/>
             </w:pPr>
-            <w:hyperlink w:history="1" r:id="rIdpko6h4in7r6ino71d3o8k">
+            <w:hyperlink w:history="1" r:id="rIduyvn4zopl-4_g_fzsi8ff">
               <w:r>
                 <w:rPr>
                   <w:rFonts w:ascii="Arial" w:cs="Arial" w:eastAsia="Arial" w:hAnsi="Arial"/>
@@ -13708,7 +13708,7 @@
               <w:spacing w:after="10" w:before="0"/>
               <w:ind w:left="120"/>
             </w:pPr>
-            <w:hyperlink w:history="1" r:id="rIdvm3a5tmc230oxgyilvv-q">
+            <w:hyperlink w:history="1" r:id="rIditqc9-db-k6nu0-8odieq">
               <w:r>
                 <w:rPr>
                   <w:rFonts w:ascii="Arial" w:cs="Arial" w:eastAsia="Arial" w:hAnsi="Arial"/>
@@ -13753,7 +13753,7 @@
             <w:pPr>
               <w:spacing w:after="20" w:before="0"/>
             </w:pPr>
-            <w:hyperlink w:history="1" r:id="rIdbgfc7erqt_jtla0zcigtt">
+            <w:hyperlink w:history="1" r:id="rIdfdijxtjpxmac-6e-kirtf">
               <w:r>
                 <w:rPr>
                   <w:rFonts w:ascii="Arial" w:cs="Arial" w:eastAsia="Arial" w:hAnsi="Arial"/>
@@ -13786,7 +13786,7 @@
               <w:spacing w:after="10" w:before="0"/>
               <w:ind w:left="120"/>
             </w:pPr>
-            <w:hyperlink w:history="1" r:id="rIdx8xz1ac_nzic-yrgamlva">
+            <w:hyperlink w:history="1" r:id="rIdf6gcrpwchr37hi9gztgdm">
               <w:r>
                 <w:rPr>
                   <w:rFonts w:ascii="Arial" w:cs="Arial" w:eastAsia="Arial" w:hAnsi="Arial"/>
@@ -15528,7 +15528,7 @@
             <w:pPr>
               <w:spacing w:after="20" w:before="0"/>
             </w:pPr>
-            <w:hyperlink w:history="1" r:id="rId25qllse-vvlq5-s6hy3ob">
+            <w:hyperlink w:history="1" r:id="rId3mwhpplidc4r6cvbbppyt">
               <w:r>
                 <w:rPr>
                   <w:rFonts w:ascii="Arial" w:cs="Arial" w:eastAsia="Arial" w:hAnsi="Arial"/>
@@ -15561,7 +15561,7 @@
               <w:spacing w:after="10" w:before="0"/>
               <w:ind w:left="120"/>
             </w:pPr>
-            <w:hyperlink w:history="1" r:id="rIdbrhtxubdcrtja55ubnxg2">
+            <w:hyperlink w:history="1" r:id="rIdflewl4ufxw0ezrmdsbek_">
               <w:r>
                 <w:rPr>
                   <w:rFonts w:ascii="Arial" w:cs="Arial" w:eastAsia="Arial" w:hAnsi="Arial"/>
@@ -15606,7 +15606,7 @@
             <w:pPr>
               <w:spacing w:after="20" w:before="0"/>
             </w:pPr>
-            <w:hyperlink w:history="1" r:id="rId5yc1u_hcmlprtwnlawwso">
+            <w:hyperlink w:history="1" r:id="rIdddd3bymtca_uahmz03v_i">
               <w:r>
                 <w:rPr>
                   <w:rFonts w:ascii="Arial" w:cs="Arial" w:eastAsia="Arial" w:hAnsi="Arial"/>
@@ -15639,7 +15639,7 @@
               <w:spacing w:after="10" w:before="0"/>
               <w:ind w:left="120"/>
             </w:pPr>
-            <w:hyperlink w:history="1" r:id="rIdb2-1k9nufuclc4owt-wil">
+            <w:hyperlink w:history="1" r:id="rId3yt5zjwmonmg5pbziyars">
               <w:r>
                 <w:rPr>
                   <w:rFonts w:ascii="Arial" w:cs="Arial" w:eastAsia="Arial" w:hAnsi="Arial"/>
@@ -15834,7 +15834,7 @@
             <w:pPr>
               <w:spacing w:after="20" w:before="0"/>
             </w:pPr>
-            <w:hyperlink w:history="1" r:id="rId3rjgze6kbhsr-85l7pwov">
+            <w:hyperlink w:history="1" r:id="rId6gxa6ne62-pufnqlg9xd3">
               <w:r>
                 <w:rPr>
                   <w:rFonts w:ascii="Arial" w:cs="Arial" w:eastAsia="Arial" w:hAnsi="Arial"/>
@@ -15867,7 +15867,7 @@
               <w:spacing w:after="10" w:before="0"/>
               <w:ind w:left="120"/>
             </w:pPr>
-            <w:hyperlink w:history="1" r:id="rId09fupptni336yxzwj_sle">
+            <w:hyperlink w:history="1" r:id="rIdajibdtrcydvel9zhqn9je">
               <w:r>
                 <w:rPr>
                   <w:rFonts w:ascii="Arial" w:cs="Arial" w:eastAsia="Arial" w:hAnsi="Arial"/>
@@ -15912,7 +15912,7 @@
             <w:pPr>
               <w:spacing w:after="20" w:before="0"/>
             </w:pPr>
-            <w:hyperlink w:history="1" r:id="rId0begwpv5t1q8vr8srr5az">
+            <w:hyperlink w:history="1" r:id="rId-ut-kmdbfkqkg-sbzxvca">
               <w:r>
                 <w:rPr>
                   <w:rFonts w:ascii="Arial" w:cs="Arial" w:eastAsia="Arial" w:hAnsi="Arial"/>
@@ -15945,7 +15945,7 @@
               <w:spacing w:after="10" w:before="0"/>
               <w:ind w:left="120"/>
             </w:pPr>
-            <w:hyperlink w:history="1" r:id="rIdppgyvrxaqgxb1vnt_nypr">
+            <w:hyperlink w:history="1" r:id="rIdeeljd7jmgs6i5_zomovxf">
               <w:r>
                 <w:rPr>
                   <w:rFonts w:ascii="Arial" w:cs="Arial" w:eastAsia="Arial" w:hAnsi="Arial"/>
@@ -16140,7 +16140,7 @@
             <w:pPr>
               <w:spacing w:after="20" w:before="0"/>
             </w:pPr>
-            <w:hyperlink w:history="1" r:id="rId4gne9h8jkbwz9nbjmfkyd">
+            <w:hyperlink w:history="1" r:id="rIdniric68fylgvzqfnjc9ru">
               <w:r>
                 <w:rPr>
                   <w:rFonts w:ascii="Arial" w:cs="Arial" w:eastAsia="Arial" w:hAnsi="Arial"/>
@@ -16173,7 +16173,7 @@
               <w:spacing w:after="10" w:before="0"/>
               <w:ind w:left="120"/>
             </w:pPr>
-            <w:hyperlink w:history="1" r:id="rIdbx5fm4wxfh_d2zy61cxhm">
+            <w:hyperlink w:history="1" r:id="rIdg6v7zgjfndz9fb67ajpsp">
               <w:r>
                 <w:rPr>
                   <w:rFonts w:ascii="Arial" w:cs="Arial" w:eastAsia="Arial" w:hAnsi="Arial"/>
@@ -16218,7 +16218,7 @@
             <w:pPr>
               <w:spacing w:after="20" w:before="0"/>
             </w:pPr>
-            <w:hyperlink w:history="1" r:id="rIdzmbhveq3fijv5s_2i0zob">
+            <w:hyperlink w:history="1" r:id="rIdugzdhibz0s-zqejdolww0">
               <w:r>
                 <w:rPr>
                   <w:rFonts w:ascii="Arial" w:cs="Arial" w:eastAsia="Arial" w:hAnsi="Arial"/>
@@ -16251,7 +16251,7 @@
               <w:spacing w:after="10" w:before="0"/>
               <w:ind w:left="120"/>
             </w:pPr>
-            <w:hyperlink w:history="1" r:id="rIdessluhdkzlvcn0bgkypmq">
+            <w:hyperlink w:history="1" r:id="rIde0wdxcblxtarvjefuj2be">
               <w:r>
                 <w:rPr>
                   <w:rFonts w:ascii="Arial" w:cs="Arial" w:eastAsia="Arial" w:hAnsi="Arial"/>
@@ -16446,7 +16446,7 @@
             <w:pPr>
               <w:spacing w:after="20" w:before="0"/>
             </w:pPr>
-            <w:hyperlink w:history="1" r:id="rIdpeog_atsfwg8hxrrv3zot">
+            <w:hyperlink w:history="1" r:id="rIdcmvadbvujfbqe3uzvoqnt">
               <w:r>
                 <w:rPr>
                   <w:rFonts w:ascii="Arial" w:cs="Arial" w:eastAsia="Arial" w:hAnsi="Arial"/>
@@ -16479,7 +16479,7 @@
               <w:spacing w:after="10" w:before="0"/>
               <w:ind w:left="120"/>
             </w:pPr>
-            <w:hyperlink w:history="1" r:id="rIdxkcak30po5sdrl7zg6vgi">
+            <w:hyperlink w:history="1" r:id="rIdiyxlk6kll9dkvj-r5o6ty">
               <w:r>
                 <w:rPr>
                   <w:rFonts w:ascii="Arial" w:cs="Arial" w:eastAsia="Arial" w:hAnsi="Arial"/>
@@ -16524,7 +16524,7 @@
             <w:pPr>
               <w:spacing w:after="20" w:before="0"/>
             </w:pPr>
-            <w:hyperlink w:history="1" r:id="rIdzrzqajiil_ve-gdekhhi6">
+            <w:hyperlink w:history="1" r:id="rIdamtsw529ndfrx-pvu35kj">
               <w:r>
                 <w:rPr>
                   <w:rFonts w:ascii="Arial" w:cs="Arial" w:eastAsia="Arial" w:hAnsi="Arial"/>
@@ -16557,7 +16557,7 @@
               <w:spacing w:after="10" w:before="0"/>
               <w:ind w:left="120"/>
             </w:pPr>
-            <w:hyperlink w:history="1" r:id="rIdumlcz3-yoauvbrr5ak-7t">
+            <w:hyperlink w:history="1" r:id="rIdekqawbn5ypln5pcgsobyw">
               <w:r>
                 <w:rPr>
                   <w:rFonts w:ascii="Arial" w:cs="Arial" w:eastAsia="Arial" w:hAnsi="Arial"/>
@@ -16752,7 +16752,7 @@
             <w:pPr>
               <w:spacing w:after="20" w:before="0"/>
             </w:pPr>
-            <w:hyperlink w:history="1" r:id="rIdpvhccqnyf46roxcjs_hts">
+            <w:hyperlink w:history="1" r:id="rIdu-4i3jojkb55-t7ke-otj">
               <w:r>
                 <w:rPr>
                   <w:rFonts w:ascii="Arial" w:cs="Arial" w:eastAsia="Arial" w:hAnsi="Arial"/>
@@ -16785,7 +16785,7 @@
               <w:spacing w:after="10" w:before="0"/>
               <w:ind w:left="120"/>
             </w:pPr>
-            <w:hyperlink w:history="1" r:id="rIdpd3geppkdu9tpf4lvxs71">
+            <w:hyperlink w:history="1" r:id="rId6g7hdztfm6ng_dyferpgr">
               <w:r>
                 <w:rPr>
                   <w:rFonts w:ascii="Arial" w:cs="Arial" w:eastAsia="Arial" w:hAnsi="Arial"/>
@@ -16830,7 +16830,7 @@
             <w:pPr>
               <w:spacing w:after="20" w:before="0"/>
             </w:pPr>
-            <w:hyperlink w:history="1" r:id="rIdkrisbvd76rgw1od2zkhwz">
+            <w:hyperlink w:history="1" r:id="rIdtlny16biiai9rnlfinzqi">
               <w:r>
                 <w:rPr>
                   <w:rFonts w:ascii="Arial" w:cs="Arial" w:eastAsia="Arial" w:hAnsi="Arial"/>
@@ -16863,7 +16863,7 @@
               <w:spacing w:after="10" w:before="0"/>
               <w:ind w:left="120"/>
             </w:pPr>
-            <w:hyperlink w:history="1" r:id="rIdrxyngx3pph80nbcsi3kgc">
+            <w:hyperlink w:history="1" r:id="rIde5w_1z9pryfoerg7xarya">
               <w:r>
                 <w:rPr>
                   <w:rFonts w:ascii="Arial" w:cs="Arial" w:eastAsia="Arial" w:hAnsi="Arial"/>
@@ -18585,7 +18585,7 @@
             <w:pPr>
               <w:spacing w:after="20" w:before="0"/>
             </w:pPr>
-            <w:hyperlink w:history="1" r:id="rId8ifdez-kww0l6mge_6u8c">
+            <w:hyperlink w:history="1" r:id="rIdvpaxm4mbswwpyucznr0zx">
               <w:r>
                 <w:rPr>
                   <w:rFonts w:ascii="Arial" w:cs="Arial" w:eastAsia="Arial" w:hAnsi="Arial"/>
@@ -18618,7 +18618,7 @@
               <w:spacing w:after="10" w:before="0"/>
               <w:ind w:left="120"/>
             </w:pPr>
-            <w:hyperlink w:history="1" r:id="rIddtfdrcf6tiqjlm0v-_19l">
+            <w:hyperlink w:history="1" r:id="rId1rbqplc0demje4oheoe3c">
               <w:r>
                 <w:rPr>
                   <w:rFonts w:ascii="Arial" w:cs="Arial" w:eastAsia="Arial" w:hAnsi="Arial"/>
@@ -18663,7 +18663,7 @@
             <w:pPr>
               <w:spacing w:after="20" w:before="0"/>
             </w:pPr>
-            <w:hyperlink w:history="1" r:id="rIdlgyswexcxeppcqszxbftn">
+            <w:hyperlink w:history="1" r:id="rIdlcampesm3pu974shqf2y4">
               <w:r>
                 <w:rPr>
                   <w:rFonts w:ascii="Arial" w:cs="Arial" w:eastAsia="Arial" w:hAnsi="Arial"/>
@@ -18696,7 +18696,7 @@
               <w:spacing w:after="10" w:before="0"/>
               <w:ind w:left="120"/>
             </w:pPr>
-            <w:hyperlink w:history="1" r:id="rIdcye0dbmkvi2998io_82kc">
+            <w:hyperlink w:history="1" r:id="rId3t9bq4idxnam4lshqrj5m">
               <w:r>
                 <w:rPr>
                   <w:rFonts w:ascii="Arial" w:cs="Arial" w:eastAsia="Arial" w:hAnsi="Arial"/>
@@ -18891,7 +18891,7 @@
             <w:pPr>
               <w:spacing w:after="20" w:before="0"/>
             </w:pPr>
-            <w:hyperlink w:history="1" r:id="rIdu8-sxtns9elbnpxx799pc">
+            <w:hyperlink w:history="1" r:id="rIdgupnmgi-ojvaa5pziy5ma">
               <w:r>
                 <w:rPr>
                   <w:rFonts w:ascii="Arial" w:cs="Arial" w:eastAsia="Arial" w:hAnsi="Arial"/>
@@ -18924,7 +18924,7 @@
               <w:spacing w:after="10" w:before="0"/>
               <w:ind w:left="120"/>
             </w:pPr>
-            <w:hyperlink w:history="1" r:id="rId0m7fwcl-2fiddlr8fywr0">
+            <w:hyperlink w:history="1" r:id="rIdmgfln5byk1u4xjygvpdaw">
               <w:r>
                 <w:rPr>
                   <w:rFonts w:ascii="Arial" w:cs="Arial" w:eastAsia="Arial" w:hAnsi="Arial"/>
@@ -18969,7 +18969,7 @@
             <w:pPr>
               <w:spacing w:after="20" w:before="0"/>
             </w:pPr>
-            <w:hyperlink w:history="1" r:id="rIdqqfqqnb7ijezingnjt7_r">
+            <w:hyperlink w:history="1" r:id="rIdad0qclur3wjy0melhovfq">
               <w:r>
                 <w:rPr>
                   <w:rFonts w:ascii="Arial" w:cs="Arial" w:eastAsia="Arial" w:hAnsi="Arial"/>
@@ -19002,7 +19002,7 @@
               <w:spacing w:after="10" w:before="0"/>
               <w:ind w:left="120"/>
             </w:pPr>
-            <w:hyperlink w:history="1" r:id="rIde_oungb18okn5hs5s7oz8">
+            <w:hyperlink w:history="1" r:id="rIdrubbivb8zgwjp1tx7k7u9">
               <w:r>
                 <w:rPr>
                   <w:rFonts w:ascii="Arial" w:cs="Arial" w:eastAsia="Arial" w:hAnsi="Arial"/>
@@ -19197,7 +19197,7 @@
             <w:pPr>
               <w:spacing w:after="20" w:before="0"/>
             </w:pPr>
-            <w:hyperlink w:history="1" r:id="rIdwoku6kpxyhkonkddkhuvt">
+            <w:hyperlink w:history="1" r:id="rIdzgf4xlsxdlrqxi7plwuqh">
               <w:r>
                 <w:rPr>
                   <w:rFonts w:ascii="Arial" w:cs="Arial" w:eastAsia="Arial" w:hAnsi="Arial"/>
@@ -19230,7 +19230,7 @@
               <w:spacing w:after="10" w:before="0"/>
               <w:ind w:left="120"/>
             </w:pPr>
-            <w:hyperlink w:history="1" r:id="rIdpmcyc9r7hvv09tyryxifn">
+            <w:hyperlink w:history="1" r:id="rIdar861jkp03cy0yuq3dpyi">
               <w:r>
                 <w:rPr>
                   <w:rFonts w:ascii="Arial" w:cs="Arial" w:eastAsia="Arial" w:hAnsi="Arial"/>
@@ -19275,7 +19275,7 @@
             <w:pPr>
               <w:spacing w:after="20" w:before="0"/>
             </w:pPr>
-            <w:hyperlink w:history="1" r:id="rIdc2mmfy6vivqsjxrlvezey">
+            <w:hyperlink w:history="1" r:id="rIdbtoedpxgy9mh6xuzupffa">
               <w:r>
                 <w:rPr>
                   <w:rFonts w:ascii="Arial" w:cs="Arial" w:eastAsia="Arial" w:hAnsi="Arial"/>
@@ -19308,7 +19308,7 @@
               <w:spacing w:after="10" w:before="0"/>
               <w:ind w:left="120"/>
             </w:pPr>
-            <w:hyperlink w:history="1" r:id="rId8a6qu997_qtbbpzivhab7">
+            <w:hyperlink w:history="1" r:id="rIdkyyde6hkc2qpk4ezn8bwb">
               <w:r>
                 <w:rPr>
                   <w:rFonts w:ascii="Arial" w:cs="Arial" w:eastAsia="Arial" w:hAnsi="Arial"/>
@@ -19503,7 +19503,7 @@
             <w:pPr>
               <w:spacing w:after="20" w:before="0"/>
             </w:pPr>
-            <w:hyperlink w:history="1" r:id="rIdimngkcjwlfa5jshyxjc3f">
+            <w:hyperlink w:history="1" r:id="rId4xklzqjvlda4ftr4bmxc5">
               <w:r>
                 <w:rPr>
                   <w:rFonts w:ascii="Arial" w:cs="Arial" w:eastAsia="Arial" w:hAnsi="Arial"/>
@@ -19536,7 +19536,7 @@
               <w:spacing w:after="10" w:before="0"/>
               <w:ind w:left="120"/>
             </w:pPr>
-            <w:hyperlink w:history="1" r:id="rIdoglgwsxbupcq4x8veqbjc">
+            <w:hyperlink w:history="1" r:id="rIda0js0scpuwsbxthdrztbz">
               <w:r>
                 <w:rPr>
                   <w:rFonts w:ascii="Arial" w:cs="Arial" w:eastAsia="Arial" w:hAnsi="Arial"/>
@@ -19581,7 +19581,7 @@
             <w:pPr>
               <w:spacing w:after="20" w:before="0"/>
             </w:pPr>
-            <w:hyperlink w:history="1" r:id="rIdvmnn43zjy0tyqhurlq6xu">
+            <w:hyperlink w:history="1" r:id="rId2riculykaen2uny3bus8s">
               <w:r>
                 <w:rPr>
                   <w:rFonts w:ascii="Arial" w:cs="Arial" w:eastAsia="Arial" w:hAnsi="Arial"/>
@@ -19614,7 +19614,7 @@
               <w:spacing w:after="10" w:before="0"/>
               <w:ind w:left="120"/>
             </w:pPr>
-            <w:hyperlink w:history="1" r:id="rId6jthz_pp2gw8g72nhfslk">
+            <w:hyperlink w:history="1" r:id="rIdhtxwtqiml7nqvetdpe9k0">
               <w:r>
                 <w:rPr>
                   <w:rFonts w:ascii="Arial" w:cs="Arial" w:eastAsia="Arial" w:hAnsi="Arial"/>
@@ -19809,7 +19809,7 @@
             <w:pPr>
               <w:spacing w:after="20" w:before="0"/>
             </w:pPr>
-            <w:hyperlink w:history="1" r:id="rId47qn7oitvxcd1t_zxvxpu">
+            <w:hyperlink w:history="1" r:id="rIdvkqjj0mtkpz7twowjr92c">
               <w:r>
                 <w:rPr>
                   <w:rFonts w:ascii="Arial" w:cs="Arial" w:eastAsia="Arial" w:hAnsi="Arial"/>
@@ -19842,7 +19842,7 @@
               <w:spacing w:after="10" w:before="0"/>
               <w:ind w:left="120"/>
             </w:pPr>
-            <w:hyperlink w:history="1" r:id="rIddsfvxqmvmiqtbkp7wxvdp">
+            <w:hyperlink w:history="1" r:id="rIdbaqcez3dh7deekcnsudjm">
               <w:r>
                 <w:rPr>
                   <w:rFonts w:ascii="Arial" w:cs="Arial" w:eastAsia="Arial" w:hAnsi="Arial"/>
@@ -19887,7 +19887,7 @@
             <w:pPr>
               <w:spacing w:after="20" w:before="0"/>
             </w:pPr>
-            <w:hyperlink w:history="1" r:id="rIdx7qmuk___upb4zxbwwi0h">
+            <w:hyperlink w:history="1" r:id="rIdzfzt9td6p-wchy6rifrvm">
               <w:r>
                 <w:rPr>
                   <w:rFonts w:ascii="Arial" w:cs="Arial" w:eastAsia="Arial" w:hAnsi="Arial"/>
@@ -19920,7 +19920,7 @@
               <w:spacing w:after="10" w:before="0"/>
               <w:ind w:left="120"/>
             </w:pPr>
-            <w:hyperlink w:history="1" r:id="rIdshycberpwvowb1sx4lfaa">
+            <w:hyperlink w:history="1" r:id="rIdnrssplhsf1zle0xppkaom">
               <w:r>
                 <w:rPr>
                   <w:rFonts w:ascii="Arial" w:cs="Arial" w:eastAsia="Arial" w:hAnsi="Arial"/>
@@ -21566,7 +21566,7 @@
             <w:pPr>
               <w:spacing w:after="20" w:before="0"/>
             </w:pPr>
-            <w:hyperlink w:history="1" r:id="rId9qd1xhi9snpd8pzvjsfkp">
+            <w:hyperlink w:history="1" r:id="rIdv3j5qlvyq1-0sgallwce5">
               <w:r>
                 <w:rPr>
                   <w:rFonts w:ascii="Arial" w:cs="Arial" w:eastAsia="Arial" w:hAnsi="Arial"/>
@@ -21599,7 +21599,7 @@
               <w:spacing w:after="10" w:before="0"/>
               <w:ind w:left="120"/>
             </w:pPr>
-            <w:hyperlink w:history="1" r:id="rId1yeqltzv-zgvdvnx_ebxj">
+            <w:hyperlink w:history="1" r:id="rIdye9dluxp-dipxurxq-x1w">
               <w:r>
                 <w:rPr>
                   <w:rFonts w:ascii="Arial" w:cs="Arial" w:eastAsia="Arial" w:hAnsi="Arial"/>
@@ -21644,7 +21644,7 @@
             <w:pPr>
               <w:spacing w:after="20" w:before="0"/>
             </w:pPr>
-            <w:hyperlink w:history="1" r:id="rIdupxhrelv-oh6gzbxlfwbu">
+            <w:hyperlink w:history="1" r:id="rIdw6tdejud4rbl336gcg2ik">
               <w:r>
                 <w:rPr>
                   <w:rFonts w:ascii="Arial" w:cs="Arial" w:eastAsia="Arial" w:hAnsi="Arial"/>
@@ -21677,7 +21677,7 @@
               <w:spacing w:after="10" w:before="0"/>
               <w:ind w:left="120"/>
             </w:pPr>
-            <w:hyperlink w:history="1" r:id="rIdru_kqc_jca9wycnhzw6zq">
+            <w:hyperlink w:history="1" r:id="rIdptsduegd87_dp7q6cct7p">
               <w:r>
                 <w:rPr>
                   <w:rFonts w:ascii="Arial" w:cs="Arial" w:eastAsia="Arial" w:hAnsi="Arial"/>
@@ -21872,7 +21872,7 @@
             <w:pPr>
               <w:spacing w:after="20" w:before="0"/>
             </w:pPr>
-            <w:hyperlink w:history="1" r:id="rIdhusslmnx4b6a8qcuxl5xo">
+            <w:hyperlink w:history="1" r:id="rIdkzwtdhsl3oniowdr0bzet">
               <w:r>
                 <w:rPr>
                   <w:rFonts w:ascii="Arial" w:cs="Arial" w:eastAsia="Arial" w:hAnsi="Arial"/>
@@ -21905,7 +21905,7 @@
               <w:spacing w:after="10" w:before="0"/>
               <w:ind w:left="120"/>
             </w:pPr>
-            <w:hyperlink w:history="1" r:id="rIdcz5w231ejhrkfcq6kqvv3">
+            <w:hyperlink w:history="1" r:id="rIdh8kbwvpmqqxqtmbxrgmar">
               <w:r>
                 <w:rPr>
                   <w:rFonts w:ascii="Arial" w:cs="Arial" w:eastAsia="Arial" w:hAnsi="Arial"/>
@@ -21950,7 +21950,7 @@
             <w:pPr>
               <w:spacing w:after="20" w:before="0"/>
             </w:pPr>
-            <w:hyperlink w:history="1" r:id="rIdu9etkih0xlaqbztdilu9x">
+            <w:hyperlink w:history="1" r:id="rIdyhlgdq0t3y3gcr4kthz4m">
               <w:r>
                 <w:rPr>
                   <w:rFonts w:ascii="Arial" w:cs="Arial" w:eastAsia="Arial" w:hAnsi="Arial"/>
@@ -21983,7 +21983,7 @@
               <w:spacing w:after="10" w:before="0"/>
               <w:ind w:left="120"/>
             </w:pPr>
-            <w:hyperlink w:history="1" r:id="rIdpwtepkaeixcxmej5pblv3">
+            <w:hyperlink w:history="1" r:id="rIdau2vmywfoe95voirgwic6">
               <w:r>
                 <w:rPr>
                   <w:rFonts w:ascii="Arial" w:cs="Arial" w:eastAsia="Arial" w:hAnsi="Arial"/>
@@ -22178,7 +22178,7 @@
             <w:pPr>
               <w:spacing w:after="20" w:before="0"/>
             </w:pPr>
-            <w:hyperlink w:history="1" r:id="rIdyeruh05pbwbyn4sdvobr0">
+            <w:hyperlink w:history="1" r:id="rId1h-w0efsjewovlvdzpjad">
               <w:r>
                 <w:rPr>
                   <w:rFonts w:ascii="Arial" w:cs="Arial" w:eastAsia="Arial" w:hAnsi="Arial"/>
@@ -22211,7 +22211,7 @@
               <w:spacing w:after="10" w:before="0"/>
               <w:ind w:left="120"/>
             </w:pPr>
-            <w:hyperlink w:history="1" r:id="rId1bdmyct0pqe7xixsn9dfr">
+            <w:hyperlink w:history="1" r:id="rIdbqbvzea_ais1jbpenzkwe">
               <w:r>
                 <w:rPr>
                   <w:rFonts w:ascii="Arial" w:cs="Arial" w:eastAsia="Arial" w:hAnsi="Arial"/>
@@ -22256,7 +22256,7 @@
             <w:pPr>
               <w:spacing w:after="20" w:before="0"/>
             </w:pPr>
-            <w:hyperlink w:history="1" r:id="rIdbni8inxnjlg9dziwrxerc">
+            <w:hyperlink w:history="1" r:id="rIdvqsfgdzk7f7jfcvgf-mw4">
               <w:r>
                 <w:rPr>
                   <w:rFonts w:ascii="Arial" w:cs="Arial" w:eastAsia="Arial" w:hAnsi="Arial"/>
@@ -22289,7 +22289,7 @@
               <w:spacing w:after="10" w:before="0"/>
               <w:ind w:left="120"/>
             </w:pPr>
-            <w:hyperlink w:history="1" r:id="rId203bur8aoigmpehcgbi6c">
+            <w:hyperlink w:history="1" r:id="rIdnnqqc66jb2xff8yenfrlp">
               <w:r>
                 <w:rPr>
                   <w:rFonts w:ascii="Arial" w:cs="Arial" w:eastAsia="Arial" w:hAnsi="Arial"/>
@@ -22484,7 +22484,7 @@
             <w:pPr>
               <w:spacing w:after="20" w:before="0"/>
             </w:pPr>
-            <w:hyperlink w:history="1" r:id="rIdttckgfnzmsdamdgj_-une">
+            <w:hyperlink w:history="1" r:id="rIdexkidfy08wpougsidtu7j">
               <w:r>
                 <w:rPr>
                   <w:rFonts w:ascii="Arial" w:cs="Arial" w:eastAsia="Arial" w:hAnsi="Arial"/>
@@ -22517,7 +22517,7 @@
               <w:spacing w:after="10" w:before="0"/>
               <w:ind w:left="120"/>
             </w:pPr>
-            <w:hyperlink w:history="1" r:id="rId2pqxtkycvuwin3tc1wkd9">
+            <w:hyperlink w:history="1" r:id="rIdwjjqfhwcjo0kng7po7mfq">
               <w:r>
                 <w:rPr>
                   <w:rFonts w:ascii="Arial" w:cs="Arial" w:eastAsia="Arial" w:hAnsi="Arial"/>
@@ -22562,7 +22562,7 @@
             <w:pPr>
               <w:spacing w:after="20" w:before="0"/>
             </w:pPr>
-            <w:hyperlink w:history="1" r:id="rIdm7ekta_idn7xcua0iyrgc">
+            <w:hyperlink w:history="1" r:id="rId7mlkresiy58vsn3qx5xci">
               <w:r>
                 <w:rPr>
                   <w:rFonts w:ascii="Arial" w:cs="Arial" w:eastAsia="Arial" w:hAnsi="Arial"/>
@@ -22595,7 +22595,7 @@
               <w:spacing w:after="10" w:before="0"/>
               <w:ind w:left="120"/>
             </w:pPr>
-            <w:hyperlink w:history="1" r:id="rIdk3lbocgq_rujp_cjgb50r">
+            <w:hyperlink w:history="1" r:id="rIdkscidyyyfro0-8ebgvftp">
               <w:r>
                 <w:rPr>
                   <w:rFonts w:ascii="Arial" w:cs="Arial" w:eastAsia="Arial" w:hAnsi="Arial"/>
@@ -22790,7 +22790,7 @@
             <w:pPr>
               <w:spacing w:after="20" w:before="0"/>
             </w:pPr>
-            <w:hyperlink w:history="1" r:id="rIdo9wgembrcaddmvlbvqtvm">
+            <w:hyperlink w:history="1" r:id="rIdoozbgtf77xwnoiyerkisi">
               <w:r>
                 <w:rPr>
                   <w:rFonts w:ascii="Arial" w:cs="Arial" w:eastAsia="Arial" w:hAnsi="Arial"/>
@@ -22823,7 +22823,7 @@
               <w:spacing w:after="10" w:before="0"/>
               <w:ind w:left="120"/>
             </w:pPr>
-            <w:hyperlink w:history="1" r:id="rIdvibh-vuoimiwwla5ggb_v">
+            <w:hyperlink w:history="1" r:id="rIdj2sq7kaojvgs20eav2mk1">
               <w:r>
                 <w:rPr>
                   <w:rFonts w:ascii="Arial" w:cs="Arial" w:eastAsia="Arial" w:hAnsi="Arial"/>
@@ -22868,7 +22868,7 @@
             <w:pPr>
               <w:spacing w:after="20" w:before="0"/>
             </w:pPr>
-            <w:hyperlink w:history="1" r:id="rIdqqvtnoazkb5eytc_zvtyy">
+            <w:hyperlink w:history="1" r:id="rIdblrizfp4kz0zs0oguharm">
               <w:r>
                 <w:rPr>
                   <w:rFonts w:ascii="Arial" w:cs="Arial" w:eastAsia="Arial" w:hAnsi="Arial"/>
@@ -22901,7 +22901,7 @@
               <w:spacing w:after="10" w:before="0"/>
               <w:ind w:left="120"/>
             </w:pPr>
-            <w:hyperlink w:history="1" r:id="rIdyrgl-puipegsuam4bratr">
+            <w:hyperlink w:history="1" r:id="rIdeioyhbnk89jhbzo_v1pjs">
               <w:r>
                 <w:rPr>
                   <w:rFonts w:ascii="Arial" w:cs="Arial" w:eastAsia="Arial" w:hAnsi="Arial"/>
@@ -24547,7 +24547,7 @@
             <w:pPr>
               <w:spacing w:after="20" w:before="0"/>
             </w:pPr>
-            <w:hyperlink w:history="1" r:id="rIdwjzuuuikxadhvqlplu85t">
+            <w:hyperlink w:history="1" r:id="rId1adql1zk6uxwix9scczij">
               <w:r>
                 <w:rPr>
                   <w:rFonts w:ascii="Arial" w:cs="Arial" w:eastAsia="Arial" w:hAnsi="Arial"/>
@@ -24580,7 +24580,7 @@
               <w:spacing w:after="10" w:before="0"/>
               <w:ind w:left="120"/>
             </w:pPr>
-            <w:hyperlink w:history="1" r:id="rIdxvskjfc6jvnrqeqxua27t">
+            <w:hyperlink w:history="1" r:id="rId9t1glu4tmr5rsbyjlnigd">
               <w:r>
                 <w:rPr>
                   <w:rFonts w:ascii="Arial" w:cs="Arial" w:eastAsia="Arial" w:hAnsi="Arial"/>
@@ -24625,7 +24625,7 @@
             <w:pPr>
               <w:spacing w:after="20" w:before="0"/>
             </w:pPr>
-            <w:hyperlink w:history="1" r:id="rIdyp7shhp_kczemhhnbgdfp">
+            <w:hyperlink w:history="1" r:id="rIdhrvgm0cot7a-vngdpti3w">
               <w:r>
                 <w:rPr>
                   <w:rFonts w:ascii="Arial" w:cs="Arial" w:eastAsia="Arial" w:hAnsi="Arial"/>
@@ -24658,7 +24658,7 @@
               <w:spacing w:after="10" w:before="0"/>
               <w:ind w:left="120"/>
             </w:pPr>
-            <w:hyperlink w:history="1" r:id="rIdq6l-uouta7rtzkffbwx5-">
+            <w:hyperlink w:history="1" r:id="rId8ln2mof1ijmkdgz4pjeho">
               <w:r>
                 <w:rPr>
                   <w:rFonts w:ascii="Arial" w:cs="Arial" w:eastAsia="Arial" w:hAnsi="Arial"/>
@@ -24853,7 +24853,7 @@
             <w:pPr>
               <w:spacing w:after="20" w:before="0"/>
             </w:pPr>
-            <w:hyperlink w:history="1" r:id="rIdnl1tznhcvt54pg5i3feki">
+            <w:hyperlink w:history="1" r:id="rIdgvbskadehuh4sdjnlydj4">
               <w:r>
                 <w:rPr>
                   <w:rFonts w:ascii="Arial" w:cs="Arial" w:eastAsia="Arial" w:hAnsi="Arial"/>
@@ -24886,7 +24886,7 @@
               <w:spacing w:after="10" w:before="0"/>
               <w:ind w:left="120"/>
             </w:pPr>
-            <w:hyperlink w:history="1" r:id="rId4fmfeln9cj3fxzwfplh0g">
+            <w:hyperlink w:history="1" r:id="rIdhirtvxjhaloog9mvowe5i">
               <w:r>
                 <w:rPr>
                   <w:rFonts w:ascii="Arial" w:cs="Arial" w:eastAsia="Arial" w:hAnsi="Arial"/>
@@ -24931,7 +24931,7 @@
             <w:pPr>
               <w:spacing w:after="20" w:before="0"/>
             </w:pPr>
-            <w:hyperlink w:history="1" r:id="rIdu9totli9g-vtzb887w1bd">
+            <w:hyperlink w:history="1" r:id="rIdnucjgeqnkwumusmwf3cvn">
               <w:r>
                 <w:rPr>
                   <w:rFonts w:ascii="Arial" w:cs="Arial" w:eastAsia="Arial" w:hAnsi="Arial"/>
@@ -24964,7 +24964,7 @@
               <w:spacing w:after="10" w:before="0"/>
               <w:ind w:left="120"/>
             </w:pPr>
-            <w:hyperlink w:history="1" r:id="rIdyxxibztqhzp6hnbsbs01t">
+            <w:hyperlink w:history="1" r:id="rIdraq3kci-x7qyblz19wtnw">
               <w:r>
                 <w:rPr>
                   <w:rFonts w:ascii="Arial" w:cs="Arial" w:eastAsia="Arial" w:hAnsi="Arial"/>
@@ -25159,7 +25159,7 @@
             <w:pPr>
               <w:spacing w:after="20" w:before="0"/>
             </w:pPr>
-            <w:hyperlink w:history="1" r:id="rIdinqs4bnkgqvbwsb8xde0s">
+            <w:hyperlink w:history="1" r:id="rIdcxk1cxl9u26s7ao4sj00b">
               <w:r>
                 <w:rPr>
                   <w:rFonts w:ascii="Arial" w:cs="Arial" w:eastAsia="Arial" w:hAnsi="Arial"/>
@@ -25192,7 +25192,7 @@
               <w:spacing w:after="10" w:before="0"/>
               <w:ind w:left="120"/>
             </w:pPr>
-            <w:hyperlink w:history="1" r:id="rIdh8qez2kuatgw2zxkpl3la">
+            <w:hyperlink w:history="1" r:id="rIdi7q1h-zbc6dnpl781ruza">
               <w:r>
                 <w:rPr>
                   <w:rFonts w:ascii="Arial" w:cs="Arial" w:eastAsia="Arial" w:hAnsi="Arial"/>
@@ -25237,7 +25237,7 @@
             <w:pPr>
               <w:spacing w:after="20" w:before="0"/>
             </w:pPr>
-            <w:hyperlink w:history="1" r:id="rIdxaxpsyxqiq6nw5ldxpeb4">
+            <w:hyperlink w:history="1" r:id="rIdjh1eepezqcjklvltkx-vi">
               <w:r>
                 <w:rPr>
                   <w:rFonts w:ascii="Arial" w:cs="Arial" w:eastAsia="Arial" w:hAnsi="Arial"/>
@@ -25270,7 +25270,7 @@
               <w:spacing w:after="10" w:before="0"/>
               <w:ind w:left="120"/>
             </w:pPr>
-            <w:hyperlink w:history="1" r:id="rId_8lyy_l5hjlkqvwviva1a">
+            <w:hyperlink w:history="1" r:id="rIdwx5iksmqe10udtiu3e9zx">
               <w:r>
                 <w:rPr>
                   <w:rFonts w:ascii="Arial" w:cs="Arial" w:eastAsia="Arial" w:hAnsi="Arial"/>
@@ -25465,7 +25465,7 @@
             <w:pPr>
               <w:spacing w:after="20" w:before="0"/>
             </w:pPr>
-            <w:hyperlink w:history="1" r:id="rIdwr-xbknml0vek785urhk6">
+            <w:hyperlink w:history="1" r:id="rIdb1tp_vtommatqa-j7jmzp">
               <w:r>
                 <w:rPr>
                   <w:rFonts w:ascii="Arial" w:cs="Arial" w:eastAsia="Arial" w:hAnsi="Arial"/>
@@ -25498,7 +25498,7 @@
               <w:spacing w:after="10" w:before="0"/>
               <w:ind w:left="120"/>
             </w:pPr>
-            <w:hyperlink w:history="1" r:id="rIdwyjpvwd-wuepdyl7t7qhd">
+            <w:hyperlink w:history="1" r:id="rIdbdhb4vvqb3jdkzap94ai6">
               <w:r>
                 <w:rPr>
                   <w:rFonts w:ascii="Arial" w:cs="Arial" w:eastAsia="Arial" w:hAnsi="Arial"/>
@@ -25543,7 +25543,7 @@
             <w:pPr>
               <w:spacing w:after="20" w:before="0"/>
             </w:pPr>
-            <w:hyperlink w:history="1" r:id="rIdzfu0fjjfmb9oxjpdeshlf">
+            <w:hyperlink w:history="1" r:id="rId7zjc7tm_ql0rdtx7ee4r8">
               <w:r>
                 <w:rPr>
                   <w:rFonts w:ascii="Arial" w:cs="Arial" w:eastAsia="Arial" w:hAnsi="Arial"/>
@@ -25576,7 +25576,7 @@
               <w:spacing w:after="10" w:before="0"/>
               <w:ind w:left="120"/>
             </w:pPr>
-            <w:hyperlink w:history="1" r:id="rIdhguqaxnvpoa58e0vgpmca">
+            <w:hyperlink w:history="1" r:id="rIdefjkq87eyytodp55wzfe7">
               <w:r>
                 <w:rPr>
                   <w:rFonts w:ascii="Arial" w:cs="Arial" w:eastAsia="Arial" w:hAnsi="Arial"/>
@@ -25771,7 +25771,7 @@
             <w:pPr>
               <w:spacing w:after="20" w:before="0"/>
             </w:pPr>
-            <w:hyperlink w:history="1" r:id="rIdlsz6djuitmnqoijttzkdp">
+            <w:hyperlink w:history="1" r:id="rIdsjxpfl1t_58xysgwj6uhg">
               <w:r>
                 <w:rPr>
                   <w:rFonts w:ascii="Arial" w:cs="Arial" w:eastAsia="Arial" w:hAnsi="Arial"/>
@@ -25804,7 +25804,7 @@
               <w:spacing w:after="10" w:before="0"/>
               <w:ind w:left="120"/>
             </w:pPr>
-            <w:hyperlink w:history="1" r:id="rIdjiel2olh3cwjb73xkhpnj">
+            <w:hyperlink w:history="1" r:id="rIdgle4c3xru5zo_5kg0xlhs">
               <w:r>
                 <w:rPr>
                   <w:rFonts w:ascii="Arial" w:cs="Arial" w:eastAsia="Arial" w:hAnsi="Arial"/>
@@ -25849,7 +25849,7 @@
             <w:pPr>
               <w:spacing w:after="20" w:before="0"/>
             </w:pPr>
-            <w:hyperlink w:history="1" r:id="rIdfetsekddbsr91iaqbkfk-">
+            <w:hyperlink w:history="1" r:id="rIdr6jnwsb5s9jo1cumhlbcj">
               <w:r>
                 <w:rPr>
                   <w:rFonts w:ascii="Arial" w:cs="Arial" w:eastAsia="Arial" w:hAnsi="Arial"/>
@@ -25882,7 +25882,7 @@
               <w:spacing w:after="10" w:before="0"/>
               <w:ind w:left="120"/>
             </w:pPr>
-            <w:hyperlink w:history="1" r:id="rIdpeyjxksda_x05xr37r0q4">
+            <w:hyperlink w:history="1" r:id="rId1uma4uwodk7mbuxgfsb7m">
               <w:r>
                 <w:rPr>
                   <w:rFonts w:ascii="Arial" w:cs="Arial" w:eastAsia="Arial" w:hAnsi="Arial"/>

--- a/data/outputs/v2/Core_Mathematics/SS2.2_Reflection_and_Congruence/Core_Mathematics_Reflection_and_Congruence_CBE_LessonSequence.docx
+++ b/data/outputs/v2/Core_Mathematics/SS2.2_Reflection_and_Congruence/Core_Mathematics_Reflection_and_Congruence_CBE_LessonSequence.docx
@@ -3356,7 +3356,7 @@
             <w:pPr>
               <w:spacing w:after="20" w:before="0"/>
             </w:pPr>
-            <w:hyperlink w:history="1" r:id="rIdiunj2eqrzftaty4wcuovt">
+            <w:hyperlink w:history="1" r:id="rId22ef0dzy92cxgtjtndum5">
               <w:r>
                 <w:rPr>
                   <w:rFonts w:ascii="Arial" w:cs="Arial" w:eastAsia="Arial" w:hAnsi="Arial"/>
@@ -3389,7 +3389,7 @@
               <w:spacing w:after="10" w:before="0"/>
               <w:ind w:left="120"/>
             </w:pPr>
-            <w:hyperlink w:history="1" r:id="rIdkqvgqvqo8mwdkrqxnw5xu">
+            <w:hyperlink w:history="1" r:id="rId19xarqergzjloozzs4rff">
               <w:r>
                 <w:rPr>
                   <w:rFonts w:ascii="Arial" w:cs="Arial" w:eastAsia="Arial" w:hAnsi="Arial"/>
@@ -3434,7 +3434,7 @@
             <w:pPr>
               <w:spacing w:after="20" w:before="0"/>
             </w:pPr>
-            <w:hyperlink w:history="1" r:id="rIdb16i4wn-ya66ix3bn2-gx">
+            <w:hyperlink w:history="1" r:id="rIds9wdnlfmhdqnortl15l68">
               <w:r>
                 <w:rPr>
                   <w:rFonts w:ascii="Arial" w:cs="Arial" w:eastAsia="Arial" w:hAnsi="Arial"/>
@@ -3467,7 +3467,7 @@
               <w:spacing w:after="10" w:before="0"/>
               <w:ind w:left="120"/>
             </w:pPr>
-            <w:hyperlink w:history="1" r:id="rIdjcz2kmrgoncjzv5m2dbnl">
+            <w:hyperlink w:history="1" r:id="rIdujg9zgkdn28g-weue9nz7">
               <w:r>
                 <w:rPr>
                   <w:rFonts w:ascii="Arial" w:cs="Arial" w:eastAsia="Arial" w:hAnsi="Arial"/>
@@ -3662,7 +3662,7 @@
             <w:pPr>
               <w:spacing w:after="20" w:before="0"/>
             </w:pPr>
-            <w:hyperlink w:history="1" r:id="rIdhsqehv6gy4wssgmsnswxt">
+            <w:hyperlink w:history="1" r:id="rIdzwucid4tgiwt-rgo5vvpn">
               <w:r>
                 <w:rPr>
                   <w:rFonts w:ascii="Arial" w:cs="Arial" w:eastAsia="Arial" w:hAnsi="Arial"/>
@@ -3695,7 +3695,7 @@
               <w:spacing w:after="10" w:before="0"/>
               <w:ind w:left="120"/>
             </w:pPr>
-            <w:hyperlink w:history="1" r:id="rIdkiwkg4wnmlujktjqvmkfn">
+            <w:hyperlink w:history="1" r:id="rIdmduqca1wbto5mmeeb--42">
               <w:r>
                 <w:rPr>
                   <w:rFonts w:ascii="Arial" w:cs="Arial" w:eastAsia="Arial" w:hAnsi="Arial"/>
@@ -3740,7 +3740,7 @@
             <w:pPr>
               <w:spacing w:after="20" w:before="0"/>
             </w:pPr>
-            <w:hyperlink w:history="1" r:id="rIdjf5ayyrrhrjloprc5at1x">
+            <w:hyperlink w:history="1" r:id="rId2slqc0z8l83sdzci2lezj">
               <w:r>
                 <w:rPr>
                   <w:rFonts w:ascii="Arial" w:cs="Arial" w:eastAsia="Arial" w:hAnsi="Arial"/>
@@ -3773,7 +3773,7 @@
               <w:spacing w:after="10" w:before="0"/>
               <w:ind w:left="120"/>
             </w:pPr>
-            <w:hyperlink w:history="1" r:id="rIddeqv6lwhausjlr1kkcank">
+            <w:hyperlink w:history="1" r:id="rId5gc-gkamov2fsesxxm_h1">
               <w:r>
                 <w:rPr>
                   <w:rFonts w:ascii="Arial" w:cs="Arial" w:eastAsia="Arial" w:hAnsi="Arial"/>
@@ -3968,7 +3968,7 @@
             <w:pPr>
               <w:spacing w:after="20" w:before="0"/>
             </w:pPr>
-            <w:hyperlink w:history="1" r:id="rIdbjq8z3pma2_hd9ln_uvho">
+            <w:hyperlink w:history="1" r:id="rIdahhgveq42ufn-glrz9xpl">
               <w:r>
                 <w:rPr>
                   <w:rFonts w:ascii="Arial" w:cs="Arial" w:eastAsia="Arial" w:hAnsi="Arial"/>
@@ -4001,7 +4001,7 @@
               <w:spacing w:after="10" w:before="0"/>
               <w:ind w:left="120"/>
             </w:pPr>
-            <w:hyperlink w:history="1" r:id="rId7xxclqwppza3vofbteriw">
+            <w:hyperlink w:history="1" r:id="rId53x-kxeh-a-hhqw2xhh2_">
               <w:r>
                 <w:rPr>
                   <w:rFonts w:ascii="Arial" w:cs="Arial" w:eastAsia="Arial" w:hAnsi="Arial"/>
@@ -4046,7 +4046,7 @@
             <w:pPr>
               <w:spacing w:after="20" w:before="0"/>
             </w:pPr>
-            <w:hyperlink w:history="1" r:id="rIdgi_0utgfu_ljddxnmv4or">
+            <w:hyperlink w:history="1" r:id="rIdlvse2yjg5myzgk01ziaco">
               <w:r>
                 <w:rPr>
                   <w:rFonts w:ascii="Arial" w:cs="Arial" w:eastAsia="Arial" w:hAnsi="Arial"/>
@@ -4079,7 +4079,7 @@
               <w:spacing w:after="10" w:before="0"/>
               <w:ind w:left="120"/>
             </w:pPr>
-            <w:hyperlink w:history="1" r:id="rId_ruzp9p_sh6_nbrqjsfnk">
+            <w:hyperlink w:history="1" r:id="rIdkidrtrn8fdlq8emamvtay">
               <w:r>
                 <w:rPr>
                   <w:rFonts w:ascii="Arial" w:cs="Arial" w:eastAsia="Arial" w:hAnsi="Arial"/>
@@ -4274,7 +4274,7 @@
             <w:pPr>
               <w:spacing w:after="20" w:before="0"/>
             </w:pPr>
-            <w:hyperlink w:history="1" r:id="rIdeac8ymskdwo964vvmml1r">
+            <w:hyperlink w:history="1" r:id="rIdareufyh1_lwnwxlrnzyyh">
               <w:r>
                 <w:rPr>
                   <w:rFonts w:ascii="Arial" w:cs="Arial" w:eastAsia="Arial" w:hAnsi="Arial"/>
@@ -4307,7 +4307,7 @@
               <w:spacing w:after="10" w:before="0"/>
               <w:ind w:left="120"/>
             </w:pPr>
-            <w:hyperlink w:history="1" r:id="rIdy0ybh0iyhowagxfg38bcq">
+            <w:hyperlink w:history="1" r:id="rIddige6ygrjqdpqosprwemg">
               <w:r>
                 <w:rPr>
                   <w:rFonts w:ascii="Arial" w:cs="Arial" w:eastAsia="Arial" w:hAnsi="Arial"/>
@@ -4352,7 +4352,7 @@
             <w:pPr>
               <w:spacing w:after="20" w:before="0"/>
             </w:pPr>
-            <w:hyperlink w:history="1" r:id="rId26djtaqiqqihave22riks">
+            <w:hyperlink w:history="1" r:id="rIdsg0zofnxuvkxcwxa_hpt2">
               <w:r>
                 <w:rPr>
                   <w:rFonts w:ascii="Arial" w:cs="Arial" w:eastAsia="Arial" w:hAnsi="Arial"/>
@@ -4385,7 +4385,7 @@
               <w:spacing w:after="10" w:before="0"/>
               <w:ind w:left="120"/>
             </w:pPr>
-            <w:hyperlink w:history="1" r:id="rIdsnoqq7uoxgto0uqwnzbhc">
+            <w:hyperlink w:history="1" r:id="rIdxfmexmq-tfywupq_omole">
               <w:r>
                 <w:rPr>
                   <w:rFonts w:ascii="Arial" w:cs="Arial" w:eastAsia="Arial" w:hAnsi="Arial"/>
@@ -4580,7 +4580,7 @@
             <w:pPr>
               <w:spacing w:after="20" w:before="0"/>
             </w:pPr>
-            <w:hyperlink w:history="1" r:id="rId9mdvq7ofkxijm0dg-cqcn">
+            <w:hyperlink w:history="1" r:id="rIdsqi-x9mmlmy40axdj5-_m">
               <w:r>
                 <w:rPr>
                   <w:rFonts w:ascii="Arial" w:cs="Arial" w:eastAsia="Arial" w:hAnsi="Arial"/>
@@ -4613,7 +4613,7 @@
               <w:spacing w:after="10" w:before="0"/>
               <w:ind w:left="120"/>
             </w:pPr>
-            <w:hyperlink w:history="1" r:id="rIdenkpcjcfopkzjvazlskab">
+            <w:hyperlink w:history="1" r:id="rIdztqs_so4_l79jfoppm_xf">
               <w:r>
                 <w:rPr>
                   <w:rFonts w:ascii="Arial" w:cs="Arial" w:eastAsia="Arial" w:hAnsi="Arial"/>
@@ -4658,7 +4658,7 @@
             <w:pPr>
               <w:spacing w:after="20" w:before="0"/>
             </w:pPr>
-            <w:hyperlink w:history="1" r:id="rIdee-h-2zrvhobhbrc4wwe1">
+            <w:hyperlink w:history="1" r:id="rIdrfme0aqgpjn4bx_wydfhz">
               <w:r>
                 <w:rPr>
                   <w:rFonts w:ascii="Arial" w:cs="Arial" w:eastAsia="Arial" w:hAnsi="Arial"/>
@@ -4691,7 +4691,7 @@
               <w:spacing w:after="10" w:before="0"/>
               <w:ind w:left="120"/>
             </w:pPr>
-            <w:hyperlink w:history="1" r:id="rIdyocqmvr89ws84ec7fiwmm">
+            <w:hyperlink w:history="1" r:id="rIdo097rftmceyhyfrekzapy">
               <w:r>
                 <w:rPr>
                   <w:rFonts w:ascii="Arial" w:cs="Arial" w:eastAsia="Arial" w:hAnsi="Arial"/>
@@ -6489,7 +6489,7 @@
             <w:pPr>
               <w:spacing w:after="20" w:before="0"/>
             </w:pPr>
-            <w:hyperlink w:history="1" r:id="rIda7mhla4lhibgjtpyn_thv">
+            <w:hyperlink w:history="1" r:id="rId8n5fulzyrgn7qwzy_4psf">
               <w:r>
                 <w:rPr>
                   <w:rFonts w:ascii="Arial" w:cs="Arial" w:eastAsia="Arial" w:hAnsi="Arial"/>
@@ -6522,7 +6522,7 @@
               <w:spacing w:after="10" w:before="0"/>
               <w:ind w:left="120"/>
             </w:pPr>
-            <w:hyperlink w:history="1" r:id="rIdqr6cqtzdlbxqfa1cekzme">
+            <w:hyperlink w:history="1" r:id="rIdllgv2ae_fswmuonvdbjaz">
               <w:r>
                 <w:rPr>
                   <w:rFonts w:ascii="Arial" w:cs="Arial" w:eastAsia="Arial" w:hAnsi="Arial"/>
@@ -6567,7 +6567,7 @@
             <w:pPr>
               <w:spacing w:after="20" w:before="0"/>
             </w:pPr>
-            <w:hyperlink w:history="1" r:id="rId7qklwnzt42evtf-rxkhy1">
+            <w:hyperlink w:history="1" r:id="rId4bdumv2grqt9ouqor6qsc">
               <w:r>
                 <w:rPr>
                   <w:rFonts w:ascii="Arial" w:cs="Arial" w:eastAsia="Arial" w:hAnsi="Arial"/>
@@ -6600,7 +6600,7 @@
               <w:spacing w:after="10" w:before="0"/>
               <w:ind w:left="120"/>
             </w:pPr>
-            <w:hyperlink w:history="1" r:id="rIdxyw9hk6lvzmbzfw5eeej2">
+            <w:hyperlink w:history="1" r:id="rId3e_sc0dlzolhxtzfhqkqy">
               <w:r>
                 <w:rPr>
                   <w:rFonts w:ascii="Arial" w:cs="Arial" w:eastAsia="Arial" w:hAnsi="Arial"/>
@@ -6795,7 +6795,7 @@
             <w:pPr>
               <w:spacing w:after="20" w:before="0"/>
             </w:pPr>
-            <w:hyperlink w:history="1" r:id="rIdp80whwt2tyrorbu7dm04k">
+            <w:hyperlink w:history="1" r:id="rIdqxato4z1v2ttbxtwntl37">
               <w:r>
                 <w:rPr>
                   <w:rFonts w:ascii="Arial" w:cs="Arial" w:eastAsia="Arial" w:hAnsi="Arial"/>
@@ -6828,7 +6828,7 @@
               <w:spacing w:after="10" w:before="0"/>
               <w:ind w:left="120"/>
             </w:pPr>
-            <w:hyperlink w:history="1" r:id="rIdkkghonjpjxjdlhkzmhoay">
+            <w:hyperlink w:history="1" r:id="rId9chqjbh56zfgbfa94xthw">
               <w:r>
                 <w:rPr>
                   <w:rFonts w:ascii="Arial" w:cs="Arial" w:eastAsia="Arial" w:hAnsi="Arial"/>
@@ -6873,7 +6873,7 @@
             <w:pPr>
               <w:spacing w:after="20" w:before="0"/>
             </w:pPr>
-            <w:hyperlink w:history="1" r:id="rIdsd5ugsenptvolpuuykzoz">
+            <w:hyperlink w:history="1" r:id="rId1nk7vogxzompeww9kicdj">
               <w:r>
                 <w:rPr>
                   <w:rFonts w:ascii="Arial" w:cs="Arial" w:eastAsia="Arial" w:hAnsi="Arial"/>
@@ -6906,7 +6906,7 @@
               <w:spacing w:after="10" w:before="0"/>
               <w:ind w:left="120"/>
             </w:pPr>
-            <w:hyperlink w:history="1" r:id="rId6ypltkjqaxi9kle2qxnqh">
+            <w:hyperlink w:history="1" r:id="rIdbnqfznfuvomzg4fk5ok9t">
               <w:r>
                 <w:rPr>
                   <w:rFonts w:ascii="Arial" w:cs="Arial" w:eastAsia="Arial" w:hAnsi="Arial"/>
@@ -7101,7 +7101,7 @@
             <w:pPr>
               <w:spacing w:after="20" w:before="0"/>
             </w:pPr>
-            <w:hyperlink w:history="1" r:id="rIduicyyng7jrqjuejlhefvb">
+            <w:hyperlink w:history="1" r:id="rIdnsqrshaj8tspovown_ykd">
               <w:r>
                 <w:rPr>
                   <w:rFonts w:ascii="Arial" w:cs="Arial" w:eastAsia="Arial" w:hAnsi="Arial"/>
@@ -7134,7 +7134,7 @@
               <w:spacing w:after="10" w:before="0"/>
               <w:ind w:left="120"/>
             </w:pPr>
-            <w:hyperlink w:history="1" r:id="rIdj9atr03s4rqc4b7jqr50e">
+            <w:hyperlink w:history="1" r:id="rIdpwvuhho8c9gbsvly0kb67">
               <w:r>
                 <w:rPr>
                   <w:rFonts w:ascii="Arial" w:cs="Arial" w:eastAsia="Arial" w:hAnsi="Arial"/>
@@ -7179,7 +7179,7 @@
             <w:pPr>
               <w:spacing w:after="20" w:before="0"/>
             </w:pPr>
-            <w:hyperlink w:history="1" r:id="rIdched_py8ichr7_sp9mepb">
+            <w:hyperlink w:history="1" r:id="rIdkd_oftur1gxs3alapltnw">
               <w:r>
                 <w:rPr>
                   <w:rFonts w:ascii="Arial" w:cs="Arial" w:eastAsia="Arial" w:hAnsi="Arial"/>
@@ -7212,7 +7212,7 @@
               <w:spacing w:after="10" w:before="0"/>
               <w:ind w:left="120"/>
             </w:pPr>
-            <w:hyperlink w:history="1" r:id="rIdcbp7lky1mjgs6n7kx8rl3">
+            <w:hyperlink w:history="1" r:id="rIdnngfmwkmgirdlxdkadn3i">
               <w:r>
                 <w:rPr>
                   <w:rFonts w:ascii="Arial" w:cs="Arial" w:eastAsia="Arial" w:hAnsi="Arial"/>
@@ -7407,7 +7407,7 @@
             <w:pPr>
               <w:spacing w:after="20" w:before="0"/>
             </w:pPr>
-            <w:hyperlink w:history="1" r:id="rIdjn8amxn-jv8qed1ixrfnn">
+            <w:hyperlink w:history="1" r:id="rId9lglxthcniddrmtmrb1om">
               <w:r>
                 <w:rPr>
                   <w:rFonts w:ascii="Arial" w:cs="Arial" w:eastAsia="Arial" w:hAnsi="Arial"/>
@@ -7440,7 +7440,7 @@
               <w:spacing w:after="10" w:before="0"/>
               <w:ind w:left="120"/>
             </w:pPr>
-            <w:hyperlink w:history="1" r:id="rIdvy0qs2--udpzrwnjdf4qf">
+            <w:hyperlink w:history="1" r:id="rIdfk2rsp-_6ibkncazmhj7x">
               <w:r>
                 <w:rPr>
                   <w:rFonts w:ascii="Arial" w:cs="Arial" w:eastAsia="Arial" w:hAnsi="Arial"/>
@@ -7485,7 +7485,7 @@
             <w:pPr>
               <w:spacing w:after="20" w:before="0"/>
             </w:pPr>
-            <w:hyperlink w:history="1" r:id="rIdam_drm9fozejrq8ngmc1e">
+            <w:hyperlink w:history="1" r:id="rId1kdtbc9sh_ula3_s_o-s_">
               <w:r>
                 <w:rPr>
                   <w:rFonts w:ascii="Arial" w:cs="Arial" w:eastAsia="Arial" w:hAnsi="Arial"/>
@@ -7518,7 +7518,7 @@
               <w:spacing w:after="10" w:before="0"/>
               <w:ind w:left="120"/>
             </w:pPr>
-            <w:hyperlink w:history="1" r:id="rIdf5-fufapwrqtuikrs8smt">
+            <w:hyperlink w:history="1" r:id="rId714m3damb5tgco-zpcqpk">
               <w:r>
                 <w:rPr>
                   <w:rFonts w:ascii="Arial" w:cs="Arial" w:eastAsia="Arial" w:hAnsi="Arial"/>
@@ -7713,7 +7713,7 @@
             <w:pPr>
               <w:spacing w:after="20" w:before="0"/>
             </w:pPr>
-            <w:hyperlink w:history="1" r:id="rIdjrmb4ke8wzm9wi2besqqw">
+            <w:hyperlink w:history="1" r:id="rIdfenzzo8nhr3jgn0lya6zv">
               <w:r>
                 <w:rPr>
                   <w:rFonts w:ascii="Arial" w:cs="Arial" w:eastAsia="Arial" w:hAnsi="Arial"/>
@@ -7746,7 +7746,7 @@
               <w:spacing w:after="10" w:before="0"/>
               <w:ind w:left="120"/>
             </w:pPr>
-            <w:hyperlink w:history="1" r:id="rIdcxhz04snlxntfboxt4xmw">
+            <w:hyperlink w:history="1" r:id="rIdf894zfxacc75tq0wiagoy">
               <w:r>
                 <w:rPr>
                   <w:rFonts w:ascii="Arial" w:cs="Arial" w:eastAsia="Arial" w:hAnsi="Arial"/>
@@ -7791,7 +7791,7 @@
             <w:pPr>
               <w:spacing w:after="20" w:before="0"/>
             </w:pPr>
-            <w:hyperlink w:history="1" r:id="rId5my0ml8klkur4t-quz71z">
+            <w:hyperlink w:history="1" r:id="rIdsw61yztcjmnkdupcds8ia">
               <w:r>
                 <w:rPr>
                   <w:rFonts w:ascii="Arial" w:cs="Arial" w:eastAsia="Arial" w:hAnsi="Arial"/>
@@ -7824,7 +7824,7 @@
               <w:spacing w:after="10" w:before="0"/>
               <w:ind w:left="120"/>
             </w:pPr>
-            <w:hyperlink w:history="1" r:id="rId4hepmljjic0cg2sh6_u4n">
+            <w:hyperlink w:history="1" r:id="rIdt_exmjmdan3573a6butjl">
               <w:r>
                 <w:rPr>
                   <w:rFonts w:ascii="Arial" w:cs="Arial" w:eastAsia="Arial" w:hAnsi="Arial"/>
@@ -9470,7 +9470,7 @@
             <w:pPr>
               <w:spacing w:after="20" w:before="0"/>
             </w:pPr>
-            <w:hyperlink w:history="1" r:id="rIdycunu-7s0hynjt0dk0kah">
+            <w:hyperlink w:history="1" r:id="rIdmnnfkxupejzwfvouxocmx">
               <w:r>
                 <w:rPr>
                   <w:rFonts w:ascii="Arial" w:cs="Arial" w:eastAsia="Arial" w:hAnsi="Arial"/>
@@ -9503,7 +9503,7 @@
               <w:spacing w:after="10" w:before="0"/>
               <w:ind w:left="120"/>
             </w:pPr>
-            <w:hyperlink w:history="1" r:id="rIdhi39itxp3jisjdwr8l5y1">
+            <w:hyperlink w:history="1" r:id="rIdcb13cortx8fsjpkgat_j8">
               <w:r>
                 <w:rPr>
                   <w:rFonts w:ascii="Arial" w:cs="Arial" w:eastAsia="Arial" w:hAnsi="Arial"/>
@@ -9548,7 +9548,7 @@
             <w:pPr>
               <w:spacing w:after="20" w:before="0"/>
             </w:pPr>
-            <w:hyperlink w:history="1" r:id="rId_7n2vzs5bsimwzwvzutwf">
+            <w:hyperlink w:history="1" r:id="rId06mhmzr2lgutbhtwgwbrs">
               <w:r>
                 <w:rPr>
                   <w:rFonts w:ascii="Arial" w:cs="Arial" w:eastAsia="Arial" w:hAnsi="Arial"/>
@@ -9581,7 +9581,7 @@
               <w:spacing w:after="10" w:before="0"/>
               <w:ind w:left="120"/>
             </w:pPr>
-            <w:hyperlink w:history="1" r:id="rIdtdzytagcht7gcx9zzydqy">
+            <w:hyperlink w:history="1" r:id="rId_h_02tpqfjup0vs10ofgi">
               <w:r>
                 <w:rPr>
                   <w:rFonts w:ascii="Arial" w:cs="Arial" w:eastAsia="Arial" w:hAnsi="Arial"/>
@@ -9776,7 +9776,7 @@
             <w:pPr>
               <w:spacing w:after="20" w:before="0"/>
             </w:pPr>
-            <w:hyperlink w:history="1" r:id="rIdcphv8wmq0qpzmcqggb8mq">
+            <w:hyperlink w:history="1" r:id="rIdjftyn2ctjdzhj0zb0hlcy">
               <w:r>
                 <w:rPr>
                   <w:rFonts w:ascii="Arial" w:cs="Arial" w:eastAsia="Arial" w:hAnsi="Arial"/>
@@ -9809,7 +9809,7 @@
               <w:spacing w:after="10" w:before="0"/>
               <w:ind w:left="120"/>
             </w:pPr>
-            <w:hyperlink w:history="1" r:id="rIddblxmopc_bczfzikxui7m">
+            <w:hyperlink w:history="1" r:id="rIdof8hr_5bhokrvyd36udpp">
               <w:r>
                 <w:rPr>
                   <w:rFonts w:ascii="Arial" w:cs="Arial" w:eastAsia="Arial" w:hAnsi="Arial"/>
@@ -9854,7 +9854,7 @@
             <w:pPr>
               <w:spacing w:after="20" w:before="0"/>
             </w:pPr>
-            <w:hyperlink w:history="1" r:id="rIdojkedcxfgjsxdzthonpxi">
+            <w:hyperlink w:history="1" r:id="rIdgnopr8490joakbnf2zdet">
               <w:r>
                 <w:rPr>
                   <w:rFonts w:ascii="Arial" w:cs="Arial" w:eastAsia="Arial" w:hAnsi="Arial"/>
@@ -9887,7 +9887,7 @@
               <w:spacing w:after="10" w:before="0"/>
               <w:ind w:left="120"/>
             </w:pPr>
-            <w:hyperlink w:history="1" r:id="rIdkgxaug_1c_dvnu7linpwi">
+            <w:hyperlink w:history="1" r:id="rIdcoy6hwmbeesfmffrsxhzo">
               <w:r>
                 <w:rPr>
                   <w:rFonts w:ascii="Arial" w:cs="Arial" w:eastAsia="Arial" w:hAnsi="Arial"/>
@@ -10082,7 +10082,7 @@
             <w:pPr>
               <w:spacing w:after="20" w:before="0"/>
             </w:pPr>
-            <w:hyperlink w:history="1" r:id="rIdlxrgj38hnhfkm2en8jdzu">
+            <w:hyperlink w:history="1" r:id="rIddoucu7cvevcri-0tbxax3">
               <w:r>
                 <w:rPr>
                   <w:rFonts w:ascii="Arial" w:cs="Arial" w:eastAsia="Arial" w:hAnsi="Arial"/>
@@ -10115,7 +10115,7 @@
               <w:spacing w:after="10" w:before="0"/>
               <w:ind w:left="120"/>
             </w:pPr>
-            <w:hyperlink w:history="1" r:id="rId6hewufmcfajb0f6eqrkfh">
+            <w:hyperlink w:history="1" r:id="rIdu_cxos9w_qmruorn7keqr">
               <w:r>
                 <w:rPr>
                   <w:rFonts w:ascii="Arial" w:cs="Arial" w:eastAsia="Arial" w:hAnsi="Arial"/>
@@ -10160,7 +10160,7 @@
             <w:pPr>
               <w:spacing w:after="20" w:before="0"/>
             </w:pPr>
-            <w:hyperlink w:history="1" r:id="rId9fbr5wfd8neuyzent7kgp">
+            <w:hyperlink w:history="1" r:id="rIdz-oxpo7ol4nletkqdf9me">
               <w:r>
                 <w:rPr>
                   <w:rFonts w:ascii="Arial" w:cs="Arial" w:eastAsia="Arial" w:hAnsi="Arial"/>
@@ -10193,7 +10193,7 @@
               <w:spacing w:after="10" w:before="0"/>
               <w:ind w:left="120"/>
             </w:pPr>
-            <w:hyperlink w:history="1" r:id="rIdjurnh15gbt8p8wblk-9eg">
+            <w:hyperlink w:history="1" r:id="rIdblzxfk56s11q82i-llrnm">
               <w:r>
                 <w:rPr>
                   <w:rFonts w:ascii="Arial" w:cs="Arial" w:eastAsia="Arial" w:hAnsi="Arial"/>
@@ -10388,7 +10388,7 @@
             <w:pPr>
               <w:spacing w:after="20" w:before="0"/>
             </w:pPr>
-            <w:hyperlink w:history="1" r:id="rIdednvl4pldqnrm8jpdue6y">
+            <w:hyperlink w:history="1" r:id="rId8eyp8eni-qjzquskkj9l9">
               <w:r>
                 <w:rPr>
                   <w:rFonts w:ascii="Arial" w:cs="Arial" w:eastAsia="Arial" w:hAnsi="Arial"/>
@@ -10421,7 +10421,7 @@
               <w:spacing w:after="10" w:before="0"/>
               <w:ind w:left="120"/>
             </w:pPr>
-            <w:hyperlink w:history="1" r:id="rId_wmqabedupoiyn4_fjs_k">
+            <w:hyperlink w:history="1" r:id="rIdvwfu0-xvto9e4hzvub0df">
               <w:r>
                 <w:rPr>
                   <w:rFonts w:ascii="Arial" w:cs="Arial" w:eastAsia="Arial" w:hAnsi="Arial"/>
@@ -10466,7 +10466,7 @@
             <w:pPr>
               <w:spacing w:after="20" w:before="0"/>
             </w:pPr>
-            <w:hyperlink w:history="1" r:id="rIda1iq8gnuwn3s1rog3rvhi">
+            <w:hyperlink w:history="1" r:id="rId94mnwnryko2yul-9gqzsq">
               <w:r>
                 <w:rPr>
                   <w:rFonts w:ascii="Arial" w:cs="Arial" w:eastAsia="Arial" w:hAnsi="Arial"/>
@@ -10499,7 +10499,7 @@
               <w:spacing w:after="10" w:before="0"/>
               <w:ind w:left="120"/>
             </w:pPr>
-            <w:hyperlink w:history="1" r:id="rId5wjpqu7tehdtaqx61rlwg">
+            <w:hyperlink w:history="1" r:id="rIdw-c3iciu46ksqu4bextmy">
               <w:r>
                 <w:rPr>
                   <w:rFonts w:ascii="Arial" w:cs="Arial" w:eastAsia="Arial" w:hAnsi="Arial"/>
@@ -10694,7 +10694,7 @@
             <w:pPr>
               <w:spacing w:after="20" w:before="0"/>
             </w:pPr>
-            <w:hyperlink w:history="1" r:id="rId1ykjllbbqh7z0thco4fzo">
+            <w:hyperlink w:history="1" r:id="rIdgnytmaipwdgdill-nnt6u">
               <w:r>
                 <w:rPr>
                   <w:rFonts w:ascii="Arial" w:cs="Arial" w:eastAsia="Arial" w:hAnsi="Arial"/>
@@ -10727,7 +10727,7 @@
               <w:spacing w:after="10" w:before="0"/>
               <w:ind w:left="120"/>
             </w:pPr>
-            <w:hyperlink w:history="1" r:id="rIdk22ui2yuahzi0ltb_eopf">
+            <w:hyperlink w:history="1" r:id="rIdvsdozdnxyjmzyfqie1ehs">
               <w:r>
                 <w:rPr>
                   <w:rFonts w:ascii="Arial" w:cs="Arial" w:eastAsia="Arial" w:hAnsi="Arial"/>
@@ -10772,7 +10772,7 @@
             <w:pPr>
               <w:spacing w:after="20" w:before="0"/>
             </w:pPr>
-            <w:hyperlink w:history="1" r:id="rIduyyabbwfhjzihketa4fgw">
+            <w:hyperlink w:history="1" r:id="rId-oa63nkx11rpsgy-axpkt">
               <w:r>
                 <w:rPr>
                   <w:rFonts w:ascii="Arial" w:cs="Arial" w:eastAsia="Arial" w:hAnsi="Arial"/>
@@ -10805,7 +10805,7 @@
               <w:spacing w:after="10" w:before="0"/>
               <w:ind w:left="120"/>
             </w:pPr>
-            <w:hyperlink w:history="1" r:id="rIdvpuki6wqawvg5jstabz2w">
+            <w:hyperlink w:history="1" r:id="rId2aj_ohg-miw15z5apuxdo">
               <w:r>
                 <w:rPr>
                   <w:rFonts w:ascii="Arial" w:cs="Arial" w:eastAsia="Arial" w:hAnsi="Arial"/>
@@ -12451,7 +12451,7 @@
             <w:pPr>
               <w:spacing w:after="20" w:before="0"/>
             </w:pPr>
-            <w:hyperlink w:history="1" r:id="rIdixqtny9g_wpvh9a2aihe2">
+            <w:hyperlink w:history="1" r:id="rIdop7pf3senwxreigqavmj8">
               <w:r>
                 <w:rPr>
                   <w:rFonts w:ascii="Arial" w:cs="Arial" w:eastAsia="Arial" w:hAnsi="Arial"/>
@@ -12484,7 +12484,7 @@
               <w:spacing w:after="10" w:before="0"/>
               <w:ind w:left="120"/>
             </w:pPr>
-            <w:hyperlink w:history="1" r:id="rIdm16cdzjfyzhmfdpkrmkld">
+            <w:hyperlink w:history="1" r:id="rIdhehjvh3cgjjjaqdsdta1i">
               <w:r>
                 <w:rPr>
                   <w:rFonts w:ascii="Arial" w:cs="Arial" w:eastAsia="Arial" w:hAnsi="Arial"/>
@@ -12529,7 +12529,7 @@
             <w:pPr>
               <w:spacing w:after="20" w:before="0"/>
             </w:pPr>
-            <w:hyperlink w:history="1" r:id="rIdum7-s-nmk3_9w_ugfozuv">
+            <w:hyperlink w:history="1" r:id="rIdsu6kxdify4a-4h6ec5fjg">
               <w:r>
                 <w:rPr>
                   <w:rFonts w:ascii="Arial" w:cs="Arial" w:eastAsia="Arial" w:hAnsi="Arial"/>
@@ -12562,7 +12562,7 @@
               <w:spacing w:after="10" w:before="0"/>
               <w:ind w:left="120"/>
             </w:pPr>
-            <w:hyperlink w:history="1" r:id="rId3nyira3cgcke7vtgjz5vn">
+            <w:hyperlink w:history="1" r:id="rIdcfec44cy0j4cmks_6qrdi">
               <w:r>
                 <w:rPr>
                   <w:rFonts w:ascii="Arial" w:cs="Arial" w:eastAsia="Arial" w:hAnsi="Arial"/>
@@ -12757,7 +12757,7 @@
             <w:pPr>
               <w:spacing w:after="20" w:before="0"/>
             </w:pPr>
-            <w:hyperlink w:history="1" r:id="rIdkodhjigs3sfit1mzgyjcp">
+            <w:hyperlink w:history="1" r:id="rIdyazwz5opxb4-w_3f48qf2">
               <w:r>
                 <w:rPr>
                   <w:rFonts w:ascii="Arial" w:cs="Arial" w:eastAsia="Arial" w:hAnsi="Arial"/>
@@ -12790,7 +12790,7 @@
               <w:spacing w:after="10" w:before="0"/>
               <w:ind w:left="120"/>
             </w:pPr>
-            <w:hyperlink w:history="1" r:id="rIdhlwddrt5el84js0iklzkm">
+            <w:hyperlink w:history="1" r:id="rIdcbftpcff0xmj3o7dscxw_">
               <w:r>
                 <w:rPr>
                   <w:rFonts w:ascii="Arial" w:cs="Arial" w:eastAsia="Arial" w:hAnsi="Arial"/>
@@ -12835,7 +12835,7 @@
             <w:pPr>
               <w:spacing w:after="20" w:before="0"/>
             </w:pPr>
-            <w:hyperlink w:history="1" r:id="rIdsif5mpp1mpeqqs83jium2">
+            <w:hyperlink w:history="1" r:id="rId9yvagjagtgqfrvm6y_kn4">
               <w:r>
                 <w:rPr>
                   <w:rFonts w:ascii="Arial" w:cs="Arial" w:eastAsia="Arial" w:hAnsi="Arial"/>
@@ -12868,7 +12868,7 @@
               <w:spacing w:after="10" w:before="0"/>
               <w:ind w:left="120"/>
             </w:pPr>
-            <w:hyperlink w:history="1" r:id="rId-_9mwv_qbvegfpzndyyhq">
+            <w:hyperlink w:history="1" r:id="rIda55haq5gdo8upavd7ckjp">
               <w:r>
                 <w:rPr>
                   <w:rFonts w:ascii="Arial" w:cs="Arial" w:eastAsia="Arial" w:hAnsi="Arial"/>
@@ -13063,7 +13063,7 @@
             <w:pPr>
               <w:spacing w:after="20" w:before="0"/>
             </w:pPr>
-            <w:hyperlink w:history="1" r:id="rIdt3gc5ala0xporlhyk2coy">
+            <w:hyperlink w:history="1" r:id="rIdblwt2xjzmai8qmp_dw0fk">
               <w:r>
                 <w:rPr>
                   <w:rFonts w:ascii="Arial" w:cs="Arial" w:eastAsia="Arial" w:hAnsi="Arial"/>
@@ -13096,7 +13096,7 @@
               <w:spacing w:after="10" w:before="0"/>
               <w:ind w:left="120"/>
             </w:pPr>
-            <w:hyperlink w:history="1" r:id="rIdh4ijvakkawuwgl4jnatuz">
+            <w:hyperlink w:history="1" r:id="rIdrdxql0gpsifob6nknmux5">
               <w:r>
                 <w:rPr>
                   <w:rFonts w:ascii="Arial" w:cs="Arial" w:eastAsia="Arial" w:hAnsi="Arial"/>
@@ -13141,7 +13141,7 @@
             <w:pPr>
               <w:spacing w:after="20" w:before="0"/>
             </w:pPr>
-            <w:hyperlink w:history="1" r:id="rIdvr1ftrxmlctp3fli4nf6l">
+            <w:hyperlink w:history="1" r:id="rIdd0nkhdcjjyqxit35r_l6v">
               <w:r>
                 <w:rPr>
                   <w:rFonts w:ascii="Arial" w:cs="Arial" w:eastAsia="Arial" w:hAnsi="Arial"/>
@@ -13174,7 +13174,7 @@
               <w:spacing w:after="10" w:before="0"/>
               <w:ind w:left="120"/>
             </w:pPr>
-            <w:hyperlink w:history="1" r:id="rIdjff5c7fpypwzwpuacu9v6">
+            <w:hyperlink w:history="1" r:id="rIdjm0t-yddzznia43yry_cj">
               <w:r>
                 <w:rPr>
                   <w:rFonts w:ascii="Arial" w:cs="Arial" w:eastAsia="Arial" w:hAnsi="Arial"/>
@@ -13369,7 +13369,7 @@
             <w:pPr>
               <w:spacing w:after="20" w:before="0"/>
             </w:pPr>
-            <w:hyperlink w:history="1" r:id="rIdvocnqdgkuiyj3b2h-9bsc">
+            <w:hyperlink w:history="1" r:id="rIdgoyqmzdybca4a2nqqw9ha">
               <w:r>
                 <w:rPr>
                   <w:rFonts w:ascii="Arial" w:cs="Arial" w:eastAsia="Arial" w:hAnsi="Arial"/>
@@ -13402,7 +13402,7 @@
               <w:spacing w:after="10" w:before="0"/>
               <w:ind w:left="120"/>
             </w:pPr>
-            <w:hyperlink w:history="1" r:id="rIdwqi7ai3md45aq2nt0hevq">
+            <w:hyperlink w:history="1" r:id="rIdlcggehrqr4koecztu2fw8">
               <w:r>
                 <w:rPr>
                   <w:rFonts w:ascii="Arial" w:cs="Arial" w:eastAsia="Arial" w:hAnsi="Arial"/>
@@ -13447,7 +13447,7 @@
             <w:pPr>
               <w:spacing w:after="20" w:before="0"/>
             </w:pPr>
-            <w:hyperlink w:history="1" r:id="rIdp5dibyjrnzpheqeat-o3x">
+            <w:hyperlink w:history="1" r:id="rIdtzdgtubnuwq23kmyf6hec">
               <w:r>
                 <w:rPr>
                   <w:rFonts w:ascii="Arial" w:cs="Arial" w:eastAsia="Arial" w:hAnsi="Arial"/>
@@ -13480,7 +13480,7 @@
               <w:spacing w:after="10" w:before="0"/>
               <w:ind w:left="120"/>
             </w:pPr>
-            <w:hyperlink w:history="1" r:id="rIdyfsx5pphfxigkq15hjroc">
+            <w:hyperlink w:history="1" r:id="rIdjq3odslqkjayzsj4tvbvp">
               <w:r>
                 <w:rPr>
                   <w:rFonts w:ascii="Arial" w:cs="Arial" w:eastAsia="Arial" w:hAnsi="Arial"/>
@@ -13675,7 +13675,7 @@
             <w:pPr>
               <w:spacing w:after="20" w:before="0"/>
             </w:pPr>
-            <w:hyperlink w:history="1" r:id="rIduyvn4zopl-4_g_fzsi8ff">
+            <w:hyperlink w:history="1" r:id="rId2wnrg93kqzqpy7yj2dmwn">
               <w:r>
                 <w:rPr>
                   <w:rFonts w:ascii="Arial" w:cs="Arial" w:eastAsia="Arial" w:hAnsi="Arial"/>
@@ -13708,7 +13708,7 @@
               <w:spacing w:after="10" w:before="0"/>
               <w:ind w:left="120"/>
             </w:pPr>
-            <w:hyperlink w:history="1" r:id="rIditqc9-db-k6nu0-8odieq">
+            <w:hyperlink w:history="1" r:id="rIdwvywqr-j-ezxfcykyx1t4">
               <w:r>
                 <w:rPr>
                   <w:rFonts w:ascii="Arial" w:cs="Arial" w:eastAsia="Arial" w:hAnsi="Arial"/>
@@ -13753,7 +13753,7 @@
             <w:pPr>
               <w:spacing w:after="20" w:before="0"/>
             </w:pPr>
-            <w:hyperlink w:history="1" r:id="rIdfdijxtjpxmac-6e-kirtf">
+            <w:hyperlink w:history="1" r:id="rIdjkc1ovjt2fnlgdmxlsedo">
               <w:r>
                 <w:rPr>
                   <w:rFonts w:ascii="Arial" w:cs="Arial" w:eastAsia="Arial" w:hAnsi="Arial"/>
@@ -13786,7 +13786,7 @@
               <w:spacing w:after="10" w:before="0"/>
               <w:ind w:left="120"/>
             </w:pPr>
-            <w:hyperlink w:history="1" r:id="rIdf6gcrpwchr37hi9gztgdm">
+            <w:hyperlink w:history="1" r:id="rIdd5ha9gtpfidetjz-i4d1k">
               <w:r>
                 <w:rPr>
                   <w:rFonts w:ascii="Arial" w:cs="Arial" w:eastAsia="Arial" w:hAnsi="Arial"/>
@@ -15528,7 +15528,7 @@
             <w:pPr>
               <w:spacing w:after="20" w:before="0"/>
             </w:pPr>
-            <w:hyperlink w:history="1" r:id="rId3mwhpplidc4r6cvbbppyt">
+            <w:hyperlink w:history="1" r:id="rIdeyjazj1dzp4wqxafsizrm">
               <w:r>
                 <w:rPr>
                   <w:rFonts w:ascii="Arial" w:cs="Arial" w:eastAsia="Arial" w:hAnsi="Arial"/>
@@ -15561,7 +15561,7 @@
               <w:spacing w:after="10" w:before="0"/>
               <w:ind w:left="120"/>
             </w:pPr>
-            <w:hyperlink w:history="1" r:id="rIdflewl4ufxw0ezrmdsbek_">
+            <w:hyperlink w:history="1" r:id="rIdydypqrvsvflc9pu8p8iaw">
               <w:r>
                 <w:rPr>
                   <w:rFonts w:ascii="Arial" w:cs="Arial" w:eastAsia="Arial" w:hAnsi="Arial"/>
@@ -15606,7 +15606,7 @@
             <w:pPr>
               <w:spacing w:after="20" w:before="0"/>
             </w:pPr>
-            <w:hyperlink w:history="1" r:id="rIdddd3bymtca_uahmz03v_i">
+            <w:hyperlink w:history="1" r:id="rIdkrd6ocn8tk8vwrmf0a68r">
               <w:r>
                 <w:rPr>
                   <w:rFonts w:ascii="Arial" w:cs="Arial" w:eastAsia="Arial" w:hAnsi="Arial"/>
@@ -15639,7 +15639,7 @@
               <w:spacing w:after="10" w:before="0"/>
               <w:ind w:left="120"/>
             </w:pPr>
-            <w:hyperlink w:history="1" r:id="rId3yt5zjwmonmg5pbziyars">
+            <w:hyperlink w:history="1" r:id="rIdiacutkgj1azcuz7jxz8li">
               <w:r>
                 <w:rPr>
                   <w:rFonts w:ascii="Arial" w:cs="Arial" w:eastAsia="Arial" w:hAnsi="Arial"/>
@@ -15834,7 +15834,7 @@
             <w:pPr>
               <w:spacing w:after="20" w:before="0"/>
             </w:pPr>
-            <w:hyperlink w:history="1" r:id="rId6gxa6ne62-pufnqlg9xd3">
+            <w:hyperlink w:history="1" r:id="rIddylsfguz9afza8vyjz3_f">
               <w:r>
                 <w:rPr>
                   <w:rFonts w:ascii="Arial" w:cs="Arial" w:eastAsia="Arial" w:hAnsi="Arial"/>
@@ -15867,7 +15867,7 @@
               <w:spacing w:after="10" w:before="0"/>
               <w:ind w:left="120"/>
             </w:pPr>
-            <w:hyperlink w:history="1" r:id="rIdajibdtrcydvel9zhqn9je">
+            <w:hyperlink w:history="1" r:id="rId7oivfx7hoh-2usuc45lm7">
               <w:r>
                 <w:rPr>
                   <w:rFonts w:ascii="Arial" w:cs="Arial" w:eastAsia="Arial" w:hAnsi="Arial"/>
@@ -15912,7 +15912,7 @@
             <w:pPr>
               <w:spacing w:after="20" w:before="0"/>
             </w:pPr>
-            <w:hyperlink w:history="1" r:id="rId-ut-kmdbfkqkg-sbzxvca">
+            <w:hyperlink w:history="1" r:id="rIdsygy_imlmqn-ajw15xvwx">
               <w:r>
                 <w:rPr>
                   <w:rFonts w:ascii="Arial" w:cs="Arial" w:eastAsia="Arial" w:hAnsi="Arial"/>
@@ -15945,7 +15945,7 @@
               <w:spacing w:after="10" w:before="0"/>
               <w:ind w:left="120"/>
             </w:pPr>
-            <w:hyperlink w:history="1" r:id="rIdeeljd7jmgs6i5_zomovxf">
+            <w:hyperlink w:history="1" r:id="rIdv2rkkpzsknfpseld0wlld">
               <w:r>
                 <w:rPr>
                   <w:rFonts w:ascii="Arial" w:cs="Arial" w:eastAsia="Arial" w:hAnsi="Arial"/>
@@ -16140,7 +16140,7 @@
             <w:pPr>
               <w:spacing w:after="20" w:before="0"/>
             </w:pPr>
-            <w:hyperlink w:history="1" r:id="rIdniric68fylgvzqfnjc9ru">
+            <w:hyperlink w:history="1" r:id="rId5rt9ogmsr2w2ldd4fzafx">
               <w:r>
                 <w:rPr>
                   <w:rFonts w:ascii="Arial" w:cs="Arial" w:eastAsia="Arial" w:hAnsi="Arial"/>
@@ -16173,7 +16173,7 @@
               <w:spacing w:after="10" w:before="0"/>
               <w:ind w:left="120"/>
             </w:pPr>
-            <w:hyperlink w:history="1" r:id="rIdg6v7zgjfndz9fb67ajpsp">
+            <w:hyperlink w:history="1" r:id="rIdfe6npiaholfsxrf-nnnz3">
               <w:r>
                 <w:rPr>
                   <w:rFonts w:ascii="Arial" w:cs="Arial" w:eastAsia="Arial" w:hAnsi="Arial"/>
@@ -16218,7 +16218,7 @@
             <w:pPr>
               <w:spacing w:after="20" w:before="0"/>
             </w:pPr>
-            <w:hyperlink w:history="1" r:id="rIdugzdhibz0s-zqejdolww0">
+            <w:hyperlink w:history="1" r:id="rIdn_r6iqgs2yfbcusli2b24">
               <w:r>
                 <w:rPr>
                   <w:rFonts w:ascii="Arial" w:cs="Arial" w:eastAsia="Arial" w:hAnsi="Arial"/>
@@ -16251,7 +16251,7 @@
               <w:spacing w:after="10" w:before="0"/>
               <w:ind w:left="120"/>
             </w:pPr>
-            <w:hyperlink w:history="1" r:id="rIde0wdxcblxtarvjefuj2be">
+            <w:hyperlink w:history="1" r:id="rIdjcen_n-lvvnlit0jzfqyr">
               <w:r>
                 <w:rPr>
                   <w:rFonts w:ascii="Arial" w:cs="Arial" w:eastAsia="Arial" w:hAnsi="Arial"/>
@@ -16446,7 +16446,7 @@
             <w:pPr>
               <w:spacing w:after="20" w:before="0"/>
             </w:pPr>
-            <w:hyperlink w:history="1" r:id="rIdcmvadbvujfbqe3uzvoqnt">
+            <w:hyperlink w:history="1" r:id="rIdst50f0q07b5tdzr3wabjt">
               <w:r>
                 <w:rPr>
                   <w:rFonts w:ascii="Arial" w:cs="Arial" w:eastAsia="Arial" w:hAnsi="Arial"/>
@@ -16479,7 +16479,7 @@
               <w:spacing w:after="10" w:before="0"/>
               <w:ind w:left="120"/>
             </w:pPr>
-            <w:hyperlink w:history="1" r:id="rIdiyxlk6kll9dkvj-r5o6ty">
+            <w:hyperlink w:history="1" r:id="rIdcrwnfmivxepryjyyqb4ww">
               <w:r>
                 <w:rPr>
                   <w:rFonts w:ascii="Arial" w:cs="Arial" w:eastAsia="Arial" w:hAnsi="Arial"/>
@@ -16524,7 +16524,7 @@
             <w:pPr>
               <w:spacing w:after="20" w:before="0"/>
             </w:pPr>
-            <w:hyperlink w:history="1" r:id="rIdamtsw529ndfrx-pvu35kj">
+            <w:hyperlink w:history="1" r:id="rIdffnrogfu7yqbgvoz-pa2w">
               <w:r>
                 <w:rPr>
                   <w:rFonts w:ascii="Arial" w:cs="Arial" w:eastAsia="Arial" w:hAnsi="Arial"/>
@@ -16557,7 +16557,7 @@
               <w:spacing w:after="10" w:before="0"/>
               <w:ind w:left="120"/>
             </w:pPr>
-            <w:hyperlink w:history="1" r:id="rIdekqawbn5ypln5pcgsobyw">
+            <w:hyperlink w:history="1" r:id="rIddutk9wcletxd2-w_5azct">
               <w:r>
                 <w:rPr>
                   <w:rFonts w:ascii="Arial" w:cs="Arial" w:eastAsia="Arial" w:hAnsi="Arial"/>
@@ -16752,7 +16752,7 @@
             <w:pPr>
               <w:spacing w:after="20" w:before="0"/>
             </w:pPr>
-            <w:hyperlink w:history="1" r:id="rIdu-4i3jojkb55-t7ke-otj">
+            <w:hyperlink w:history="1" r:id="rId5zhoyqplyp6-nkrxulow4">
               <w:r>
                 <w:rPr>
                   <w:rFonts w:ascii="Arial" w:cs="Arial" w:eastAsia="Arial" w:hAnsi="Arial"/>
@@ -16785,7 +16785,7 @@
               <w:spacing w:after="10" w:before="0"/>
               <w:ind w:left="120"/>
             </w:pPr>
-            <w:hyperlink w:history="1" r:id="rId6g7hdztfm6ng_dyferpgr">
+            <w:hyperlink w:history="1" r:id="rIdg_d3b2svwqhkkyjx556ql">
               <w:r>
                 <w:rPr>
                   <w:rFonts w:ascii="Arial" w:cs="Arial" w:eastAsia="Arial" w:hAnsi="Arial"/>
@@ -16830,7 +16830,7 @@
             <w:pPr>
               <w:spacing w:after="20" w:before="0"/>
             </w:pPr>
-            <w:hyperlink w:history="1" r:id="rIdtlny16biiai9rnlfinzqi">
+            <w:hyperlink w:history="1" r:id="rIddhatvkp9yb2ldftkllemi">
               <w:r>
                 <w:rPr>
                   <w:rFonts w:ascii="Arial" w:cs="Arial" w:eastAsia="Arial" w:hAnsi="Arial"/>
@@ -16863,7 +16863,7 @@
               <w:spacing w:after="10" w:before="0"/>
               <w:ind w:left="120"/>
             </w:pPr>
-            <w:hyperlink w:history="1" r:id="rIde5w_1z9pryfoerg7xarya">
+            <w:hyperlink w:history="1" r:id="rIdlqhdcvyr2rh3_ydllmsis">
               <w:r>
                 <w:rPr>
                   <w:rFonts w:ascii="Arial" w:cs="Arial" w:eastAsia="Arial" w:hAnsi="Arial"/>
@@ -18585,7 +18585,7 @@
             <w:pPr>
               <w:spacing w:after="20" w:before="0"/>
             </w:pPr>
-            <w:hyperlink w:history="1" r:id="rIdvpaxm4mbswwpyucznr0zx">
+            <w:hyperlink w:history="1" r:id="rIdyysofar3hqaqsu77z1by2">
               <w:r>
                 <w:rPr>
                   <w:rFonts w:ascii="Arial" w:cs="Arial" w:eastAsia="Arial" w:hAnsi="Arial"/>
@@ -18618,7 +18618,7 @@
               <w:spacing w:after="10" w:before="0"/>
               <w:ind w:left="120"/>
             </w:pPr>
-            <w:hyperlink w:history="1" r:id="rId1rbqplc0demje4oheoe3c">
+            <w:hyperlink w:history="1" r:id="rIdo5xacany0hnbkxdkxoann">
               <w:r>
                 <w:rPr>
                   <w:rFonts w:ascii="Arial" w:cs="Arial" w:eastAsia="Arial" w:hAnsi="Arial"/>
@@ -18663,7 +18663,7 @@
             <w:pPr>
               <w:spacing w:after="20" w:before="0"/>
             </w:pPr>
-            <w:hyperlink w:history="1" r:id="rIdlcampesm3pu974shqf2y4">
+            <w:hyperlink w:history="1" r:id="rIdqig9jdwlvnpbjm0mgo2uy">
               <w:r>
                 <w:rPr>
                   <w:rFonts w:ascii="Arial" w:cs="Arial" w:eastAsia="Arial" w:hAnsi="Arial"/>
@@ -18696,7 +18696,7 @@
               <w:spacing w:after="10" w:before="0"/>
               <w:ind w:left="120"/>
             </w:pPr>
-            <w:hyperlink w:history="1" r:id="rId3t9bq4idxnam4lshqrj5m">
+            <w:hyperlink w:history="1" r:id="rIdkgjugsia5kdx08cjsolp_">
               <w:r>
                 <w:rPr>
                   <w:rFonts w:ascii="Arial" w:cs="Arial" w:eastAsia="Arial" w:hAnsi="Arial"/>
@@ -18891,7 +18891,7 @@
             <w:pPr>
               <w:spacing w:after="20" w:before="0"/>
             </w:pPr>
-            <w:hyperlink w:history="1" r:id="rIdgupnmgi-ojvaa5pziy5ma">
+            <w:hyperlink w:history="1" r:id="rIdmtij6abgq-qamawlao1fe">
               <w:r>
                 <w:rPr>
                   <w:rFonts w:ascii="Arial" w:cs="Arial" w:eastAsia="Arial" w:hAnsi="Arial"/>
@@ -18924,7 +18924,7 @@
               <w:spacing w:after="10" w:before="0"/>
               <w:ind w:left="120"/>
             </w:pPr>
-            <w:hyperlink w:history="1" r:id="rIdmgfln5byk1u4xjygvpdaw">
+            <w:hyperlink w:history="1" r:id="rIdcu4d2s-ujpygtld68vgxz">
               <w:r>
                 <w:rPr>
                   <w:rFonts w:ascii="Arial" w:cs="Arial" w:eastAsia="Arial" w:hAnsi="Arial"/>
@@ -18969,7 +18969,7 @@
             <w:pPr>
               <w:spacing w:after="20" w:before="0"/>
             </w:pPr>
-            <w:hyperlink w:history="1" r:id="rIdad0qclur3wjy0melhovfq">
+            <w:hyperlink w:history="1" r:id="rIde1vvbetzg5om5s3qxpjyg">
               <w:r>
                 <w:rPr>
                   <w:rFonts w:ascii="Arial" w:cs="Arial" w:eastAsia="Arial" w:hAnsi="Arial"/>
@@ -19002,7 +19002,7 @@
               <w:spacing w:after="10" w:before="0"/>
               <w:ind w:left="120"/>
             </w:pPr>
-            <w:hyperlink w:history="1" r:id="rIdrubbivb8zgwjp1tx7k7u9">
+            <w:hyperlink w:history="1" r:id="rIdt8-vs8ia1e97kk6zmo8do">
               <w:r>
                 <w:rPr>
                   <w:rFonts w:ascii="Arial" w:cs="Arial" w:eastAsia="Arial" w:hAnsi="Arial"/>
@@ -19197,7 +19197,7 @@
             <w:pPr>
               <w:spacing w:after="20" w:before="0"/>
             </w:pPr>
-            <w:hyperlink w:history="1" r:id="rIdzgf4xlsxdlrqxi7plwuqh">
+            <w:hyperlink w:history="1" r:id="rIdancmp9emhc4isuefvzzhp">
               <w:r>
                 <w:rPr>
                   <w:rFonts w:ascii="Arial" w:cs="Arial" w:eastAsia="Arial" w:hAnsi="Arial"/>
@@ -19230,7 +19230,7 @@
               <w:spacing w:after="10" w:before="0"/>
               <w:ind w:left="120"/>
             </w:pPr>
-            <w:hyperlink w:history="1" r:id="rIdar861jkp03cy0yuq3dpyi">
+            <w:hyperlink w:history="1" r:id="rIdujij0bfxuhilbil81-656">
               <w:r>
                 <w:rPr>
                   <w:rFonts w:ascii="Arial" w:cs="Arial" w:eastAsia="Arial" w:hAnsi="Arial"/>
@@ -19275,7 +19275,7 @@
             <w:pPr>
               <w:spacing w:after="20" w:before="0"/>
             </w:pPr>
-            <w:hyperlink w:history="1" r:id="rIdbtoedpxgy9mh6xuzupffa">
+            <w:hyperlink w:history="1" r:id="rId0d2dwf5v6_0b7iq7e1ko8">
               <w:r>
                 <w:rPr>
                   <w:rFonts w:ascii="Arial" w:cs="Arial" w:eastAsia="Arial" w:hAnsi="Arial"/>
@@ -19308,7 +19308,7 @@
               <w:spacing w:after="10" w:before="0"/>
               <w:ind w:left="120"/>
             </w:pPr>
-            <w:hyperlink w:history="1" r:id="rIdkyyde6hkc2qpk4ezn8bwb">
+            <w:hyperlink w:history="1" r:id="rIdyczmnn9qx_ujuaijp-m6m">
               <w:r>
                 <w:rPr>
                   <w:rFonts w:ascii="Arial" w:cs="Arial" w:eastAsia="Arial" w:hAnsi="Arial"/>
@@ -19503,7 +19503,7 @@
             <w:pPr>
               <w:spacing w:after="20" w:before="0"/>
             </w:pPr>
-            <w:hyperlink w:history="1" r:id="rId4xklzqjvlda4ftr4bmxc5">
+            <w:hyperlink w:history="1" r:id="rIdg4dh4bdna2lvvmvwhagsx">
               <w:r>
                 <w:rPr>
                   <w:rFonts w:ascii="Arial" w:cs="Arial" w:eastAsia="Arial" w:hAnsi="Arial"/>
@@ -19536,7 +19536,7 @@
               <w:spacing w:after="10" w:before="0"/>
               <w:ind w:left="120"/>
             </w:pPr>
-            <w:hyperlink w:history="1" r:id="rIda0js0scpuwsbxthdrztbz">
+            <w:hyperlink w:history="1" r:id="rIdjo4zrblvfn0mhq8frbhra">
               <w:r>
                 <w:rPr>
                   <w:rFonts w:ascii="Arial" w:cs="Arial" w:eastAsia="Arial" w:hAnsi="Arial"/>
@@ -19581,7 +19581,7 @@
             <w:pPr>
               <w:spacing w:after="20" w:before="0"/>
             </w:pPr>
-            <w:hyperlink w:history="1" r:id="rId2riculykaen2uny3bus8s">
+            <w:hyperlink w:history="1" r:id="rId4yrtfqee4ze0diii_mvau">
               <w:r>
                 <w:rPr>
                   <w:rFonts w:ascii="Arial" w:cs="Arial" w:eastAsia="Arial" w:hAnsi="Arial"/>
@@ -19614,7 +19614,7 @@
               <w:spacing w:after="10" w:before="0"/>
               <w:ind w:left="120"/>
             </w:pPr>
-            <w:hyperlink w:history="1" r:id="rIdhtxwtqiml7nqvetdpe9k0">
+            <w:hyperlink w:history="1" r:id="rIds4y3boyz1hs2bqxduggpa">
               <w:r>
                 <w:rPr>
                   <w:rFonts w:ascii="Arial" w:cs="Arial" w:eastAsia="Arial" w:hAnsi="Arial"/>
@@ -19809,7 +19809,7 @@
             <w:pPr>
               <w:spacing w:after="20" w:before="0"/>
             </w:pPr>
-            <w:hyperlink w:history="1" r:id="rIdvkqjj0mtkpz7twowjr92c">
+            <w:hyperlink w:history="1" r:id="rIdz-o2g4e5d_ngswivvbtak">
               <w:r>
                 <w:rPr>
                   <w:rFonts w:ascii="Arial" w:cs="Arial" w:eastAsia="Arial" w:hAnsi="Arial"/>
@@ -19842,7 +19842,7 @@
               <w:spacing w:after="10" w:before="0"/>
               <w:ind w:left="120"/>
             </w:pPr>
-            <w:hyperlink w:history="1" r:id="rIdbaqcez3dh7deekcnsudjm">
+            <w:hyperlink w:history="1" r:id="rIde3qr5fuwnrzjygqkihkct">
               <w:r>
                 <w:rPr>
                   <w:rFonts w:ascii="Arial" w:cs="Arial" w:eastAsia="Arial" w:hAnsi="Arial"/>
@@ -19887,7 +19887,7 @@
             <w:pPr>
               <w:spacing w:after="20" w:before="0"/>
             </w:pPr>
-            <w:hyperlink w:history="1" r:id="rIdzfzt9td6p-wchy6rifrvm">
+            <w:hyperlink w:history="1" r:id="rIdy0jqilahlfkffeldicgdu">
               <w:r>
                 <w:rPr>
                   <w:rFonts w:ascii="Arial" w:cs="Arial" w:eastAsia="Arial" w:hAnsi="Arial"/>
@@ -19920,7 +19920,7 @@
               <w:spacing w:after="10" w:before="0"/>
               <w:ind w:left="120"/>
             </w:pPr>
-            <w:hyperlink w:history="1" r:id="rIdnrssplhsf1zle0xppkaom">
+            <w:hyperlink w:history="1" r:id="rIdneadostmeekoa89jp3t2s">
               <w:r>
                 <w:rPr>
                   <w:rFonts w:ascii="Arial" w:cs="Arial" w:eastAsia="Arial" w:hAnsi="Arial"/>
@@ -21566,7 +21566,7 @@
             <w:pPr>
               <w:spacing w:after="20" w:before="0"/>
             </w:pPr>
-            <w:hyperlink w:history="1" r:id="rIdv3j5qlvyq1-0sgallwce5">
+            <w:hyperlink w:history="1" r:id="rIdmgudexi5yyi0ok-gc1n6j">
               <w:r>
                 <w:rPr>
                   <w:rFonts w:ascii="Arial" w:cs="Arial" w:eastAsia="Arial" w:hAnsi="Arial"/>
@@ -21599,7 +21599,7 @@
               <w:spacing w:after="10" w:before="0"/>
               <w:ind w:left="120"/>
             </w:pPr>
-            <w:hyperlink w:history="1" r:id="rIdye9dluxp-dipxurxq-x1w">
+            <w:hyperlink w:history="1" r:id="rIdlzfhy65y30vqbcep95zzl">
               <w:r>
                 <w:rPr>
                   <w:rFonts w:ascii="Arial" w:cs="Arial" w:eastAsia="Arial" w:hAnsi="Arial"/>
@@ -21644,7 +21644,7 @@
             <w:pPr>
               <w:spacing w:after="20" w:before="0"/>
             </w:pPr>
-            <w:hyperlink w:history="1" r:id="rIdw6tdejud4rbl336gcg2ik">
+            <w:hyperlink w:history="1" r:id="rIdxrvxmsuekt7jpzaqysj40">
               <w:r>
                 <w:rPr>
                   <w:rFonts w:ascii="Arial" w:cs="Arial" w:eastAsia="Arial" w:hAnsi="Arial"/>
@@ -21677,7 +21677,7 @@
               <w:spacing w:after="10" w:before="0"/>
               <w:ind w:left="120"/>
             </w:pPr>
-            <w:hyperlink w:history="1" r:id="rIdptsduegd87_dp7q6cct7p">
+            <w:hyperlink w:history="1" r:id="rIdatqvgfbp3t5vijx1kpw2o">
               <w:r>
                 <w:rPr>
                   <w:rFonts w:ascii="Arial" w:cs="Arial" w:eastAsia="Arial" w:hAnsi="Arial"/>
@@ -21872,7 +21872,7 @@
             <w:pPr>
               <w:spacing w:after="20" w:before="0"/>
             </w:pPr>
-            <w:hyperlink w:history="1" r:id="rIdkzwtdhsl3oniowdr0bzet">
+            <w:hyperlink w:history="1" r:id="rIdrlo8esk3itmfwflk-ev-a">
               <w:r>
                 <w:rPr>
                   <w:rFonts w:ascii="Arial" w:cs="Arial" w:eastAsia="Arial" w:hAnsi="Arial"/>
@@ -21905,7 +21905,7 @@
               <w:spacing w:after="10" w:before="0"/>
               <w:ind w:left="120"/>
             </w:pPr>
-            <w:hyperlink w:history="1" r:id="rIdh8kbwvpmqqxqtmbxrgmar">
+            <w:hyperlink w:history="1" r:id="rId33oddpklave8qythsahu7">
               <w:r>
                 <w:rPr>
                   <w:rFonts w:ascii="Arial" w:cs="Arial" w:eastAsia="Arial" w:hAnsi="Arial"/>
@@ -21950,7 +21950,7 @@
             <w:pPr>
               <w:spacing w:after="20" w:before="0"/>
             </w:pPr>
-            <w:hyperlink w:history="1" r:id="rIdyhlgdq0t3y3gcr4kthz4m">
+            <w:hyperlink w:history="1" r:id="rIdclnkdun_hrxwowo6c4egx">
               <w:r>
                 <w:rPr>
                   <w:rFonts w:ascii="Arial" w:cs="Arial" w:eastAsia="Arial" w:hAnsi="Arial"/>
@@ -21983,7 +21983,7 @@
               <w:spacing w:after="10" w:before="0"/>
               <w:ind w:left="120"/>
             </w:pPr>
-            <w:hyperlink w:history="1" r:id="rIdau2vmywfoe95voirgwic6">
+            <w:hyperlink w:history="1" r:id="rIdqz2mn3jf4xgoudna4b88i">
               <w:r>
                 <w:rPr>
                   <w:rFonts w:ascii="Arial" w:cs="Arial" w:eastAsia="Arial" w:hAnsi="Arial"/>
@@ -22178,7 +22178,7 @@
             <w:pPr>
               <w:spacing w:after="20" w:before="0"/>
             </w:pPr>
-            <w:hyperlink w:history="1" r:id="rId1h-w0efsjewovlvdzpjad">
+            <w:hyperlink w:history="1" r:id="rIdj6bgiy6zjrbpcoyo_minq">
               <w:r>
                 <w:rPr>
                   <w:rFonts w:ascii="Arial" w:cs="Arial" w:eastAsia="Arial" w:hAnsi="Arial"/>
@@ -22211,7 +22211,7 @@
               <w:spacing w:after="10" w:before="0"/>
               <w:ind w:left="120"/>
             </w:pPr>
-            <w:hyperlink w:history="1" r:id="rIdbqbvzea_ais1jbpenzkwe">
+            <w:hyperlink w:history="1" r:id="rIdfqsp3v9z7bvto5aphy02a">
               <w:r>
                 <w:rPr>
                   <w:rFonts w:ascii="Arial" w:cs="Arial" w:eastAsia="Arial" w:hAnsi="Arial"/>
@@ -22256,7 +22256,7 @@
             <w:pPr>
               <w:spacing w:after="20" w:before="0"/>
             </w:pPr>
-            <w:hyperlink w:history="1" r:id="rIdvqsfgdzk7f7jfcvgf-mw4">
+            <w:hyperlink w:history="1" r:id="rIdzkquj98ujtihpdpmb9cg-">
               <w:r>
                 <w:rPr>
                   <w:rFonts w:ascii="Arial" w:cs="Arial" w:eastAsia="Arial" w:hAnsi="Arial"/>
@@ -22289,7 +22289,7 @@
               <w:spacing w:after="10" w:before="0"/>
               <w:ind w:left="120"/>
             </w:pPr>
-            <w:hyperlink w:history="1" r:id="rIdnnqqc66jb2xff8yenfrlp">
+            <w:hyperlink w:history="1" r:id="rIdabklv1jwz8vl_b0wjbhee">
               <w:r>
                 <w:rPr>
                   <w:rFonts w:ascii="Arial" w:cs="Arial" w:eastAsia="Arial" w:hAnsi="Arial"/>
@@ -22484,7 +22484,7 @@
             <w:pPr>
               <w:spacing w:after="20" w:before="0"/>
             </w:pPr>
-            <w:hyperlink w:history="1" r:id="rIdexkidfy08wpougsidtu7j">
+            <w:hyperlink w:history="1" r:id="rIdxr9pqsgi-oeb0ibjs0vun">
               <w:r>
                 <w:rPr>
                   <w:rFonts w:ascii="Arial" w:cs="Arial" w:eastAsia="Arial" w:hAnsi="Arial"/>
@@ -22517,7 +22517,7 @@
               <w:spacing w:after="10" w:before="0"/>
               <w:ind w:left="120"/>
             </w:pPr>
-            <w:hyperlink w:history="1" r:id="rIdwjjqfhwcjo0kng7po7mfq">
+            <w:hyperlink w:history="1" r:id="rIdxnjtydgi4htcp2-tpfctl">
               <w:r>
                 <w:rPr>
                   <w:rFonts w:ascii="Arial" w:cs="Arial" w:eastAsia="Arial" w:hAnsi="Arial"/>
@@ -22562,7 +22562,7 @@
             <w:pPr>
               <w:spacing w:after="20" w:before="0"/>
             </w:pPr>
-            <w:hyperlink w:history="1" r:id="rId7mlkresiy58vsn3qx5xci">
+            <w:hyperlink w:history="1" r:id="rIdncongl3ts8fehoqvs0rni">
               <w:r>
                 <w:rPr>
                   <w:rFonts w:ascii="Arial" w:cs="Arial" w:eastAsia="Arial" w:hAnsi="Arial"/>
@@ -22595,7 +22595,7 @@
               <w:spacing w:after="10" w:before="0"/>
               <w:ind w:left="120"/>
             </w:pPr>
-            <w:hyperlink w:history="1" r:id="rIdkscidyyyfro0-8ebgvftp">
+            <w:hyperlink w:history="1" r:id="rIdlpdh0a0ovbf9wyjyl5xba">
               <w:r>
                 <w:rPr>
                   <w:rFonts w:ascii="Arial" w:cs="Arial" w:eastAsia="Arial" w:hAnsi="Arial"/>
@@ -22790,7 +22790,7 @@
             <w:pPr>
               <w:spacing w:after="20" w:before="0"/>
             </w:pPr>
-            <w:hyperlink w:history="1" r:id="rIdoozbgtf77xwnoiyerkisi">
+            <w:hyperlink w:history="1" r:id="rIdcrcuyiinqk0a_sqa2p-as">
               <w:r>
                 <w:rPr>
                   <w:rFonts w:ascii="Arial" w:cs="Arial" w:eastAsia="Arial" w:hAnsi="Arial"/>
@@ -22823,7 +22823,7 @@
               <w:spacing w:after="10" w:before="0"/>
               <w:ind w:left="120"/>
             </w:pPr>
-            <w:hyperlink w:history="1" r:id="rIdj2sq7kaojvgs20eav2mk1">
+            <w:hyperlink w:history="1" r:id="rIdsknoys03zdipj924hvolf">
               <w:r>
                 <w:rPr>
                   <w:rFonts w:ascii="Arial" w:cs="Arial" w:eastAsia="Arial" w:hAnsi="Arial"/>
@@ -22868,7 +22868,7 @@
             <w:pPr>
               <w:spacing w:after="20" w:before="0"/>
             </w:pPr>
-            <w:hyperlink w:history="1" r:id="rIdblrizfp4kz0zs0oguharm">
+            <w:hyperlink w:history="1" r:id="rId1-b4ggaixqkwwlcy2tkvn">
               <w:r>
                 <w:rPr>
                   <w:rFonts w:ascii="Arial" w:cs="Arial" w:eastAsia="Arial" w:hAnsi="Arial"/>
@@ -22901,7 +22901,7 @@
               <w:spacing w:after="10" w:before="0"/>
               <w:ind w:left="120"/>
             </w:pPr>
-            <w:hyperlink w:history="1" r:id="rIdeioyhbnk89jhbzo_v1pjs">
+            <w:hyperlink w:history="1" r:id="rIdp4ksfrxxgr_wezatalxz5">
               <w:r>
                 <w:rPr>
                   <w:rFonts w:ascii="Arial" w:cs="Arial" w:eastAsia="Arial" w:hAnsi="Arial"/>
@@ -24547,7 +24547,7 @@
             <w:pPr>
               <w:spacing w:after="20" w:before="0"/>
             </w:pPr>
-            <w:hyperlink w:history="1" r:id="rId1adql1zk6uxwix9scczij">
+            <w:hyperlink w:history="1" r:id="rIdg-ij-0ba4o3uqy5p9sxai">
               <w:r>
                 <w:rPr>
                   <w:rFonts w:ascii="Arial" w:cs="Arial" w:eastAsia="Arial" w:hAnsi="Arial"/>
@@ -24580,7 +24580,7 @@
               <w:spacing w:after="10" w:before="0"/>
               <w:ind w:left="120"/>
             </w:pPr>
-            <w:hyperlink w:history="1" r:id="rId9t1glu4tmr5rsbyjlnigd">
+            <w:hyperlink w:history="1" r:id="rId9elanq5zzihjodcdjvcvd">
               <w:r>
                 <w:rPr>
                   <w:rFonts w:ascii="Arial" w:cs="Arial" w:eastAsia="Arial" w:hAnsi="Arial"/>
@@ -24625,7 +24625,7 @@
             <w:pPr>
               <w:spacing w:after="20" w:before="0"/>
             </w:pPr>
-            <w:hyperlink w:history="1" r:id="rIdhrvgm0cot7a-vngdpti3w">
+            <w:hyperlink w:history="1" r:id="rIdvxne8iyptxazgtk_zudm-">
               <w:r>
                 <w:rPr>
                   <w:rFonts w:ascii="Arial" w:cs="Arial" w:eastAsia="Arial" w:hAnsi="Arial"/>
@@ -24658,7 +24658,7 @@
               <w:spacing w:after="10" w:before="0"/>
               <w:ind w:left="120"/>
             </w:pPr>
-            <w:hyperlink w:history="1" r:id="rId8ln2mof1ijmkdgz4pjeho">
+            <w:hyperlink w:history="1" r:id="rId1p8pqli4ca2xtcjft6hqw">
               <w:r>
                 <w:rPr>
                   <w:rFonts w:ascii="Arial" w:cs="Arial" w:eastAsia="Arial" w:hAnsi="Arial"/>
@@ -24853,7 +24853,7 @@
             <w:pPr>
               <w:spacing w:after="20" w:before="0"/>
             </w:pPr>
-            <w:hyperlink w:history="1" r:id="rIdgvbskadehuh4sdjnlydj4">
+            <w:hyperlink w:history="1" r:id="rIda4qglro2x5wb875enb9sw">
               <w:r>
                 <w:rPr>
                   <w:rFonts w:ascii="Arial" w:cs="Arial" w:eastAsia="Arial" w:hAnsi="Arial"/>
@@ -24886,7 +24886,7 @@
               <w:spacing w:after="10" w:before="0"/>
               <w:ind w:left="120"/>
             </w:pPr>
-            <w:hyperlink w:history="1" r:id="rIdhirtvxjhaloog9mvowe5i">
+            <w:hyperlink w:history="1" r:id="rIduu1py6hlzzphjfw_rdtgz">
               <w:r>
                 <w:rPr>
                   <w:rFonts w:ascii="Arial" w:cs="Arial" w:eastAsia="Arial" w:hAnsi="Arial"/>
@@ -24931,7 +24931,7 @@
             <w:pPr>
               <w:spacing w:after="20" w:before="0"/>
             </w:pPr>
-            <w:hyperlink w:history="1" r:id="rIdnucjgeqnkwumusmwf3cvn">
+            <w:hyperlink w:history="1" r:id="rIddnzyeqcgzgqbefpuh8mxu">
               <w:r>
                 <w:rPr>
                   <w:rFonts w:ascii="Arial" w:cs="Arial" w:eastAsia="Arial" w:hAnsi="Arial"/>
@@ -24964,7 +24964,7 @@
               <w:spacing w:after="10" w:before="0"/>
               <w:ind w:left="120"/>
             </w:pPr>
-            <w:hyperlink w:history="1" r:id="rIdraq3kci-x7qyblz19wtnw">
+            <w:hyperlink w:history="1" r:id="rIdbvxpirthy1r2fc_r6bqgy">
               <w:r>
                 <w:rPr>
                   <w:rFonts w:ascii="Arial" w:cs="Arial" w:eastAsia="Arial" w:hAnsi="Arial"/>
@@ -25159,7 +25159,7 @@
             <w:pPr>
               <w:spacing w:after="20" w:before="0"/>
             </w:pPr>
-            <w:hyperlink w:history="1" r:id="rIdcxk1cxl9u26s7ao4sj00b">
+            <w:hyperlink w:history="1" r:id="rIdt8gy1cdlyd8dhhzlxm9lc">
               <w:r>
                 <w:rPr>
                   <w:rFonts w:ascii="Arial" w:cs="Arial" w:eastAsia="Arial" w:hAnsi="Arial"/>
@@ -25192,7 +25192,7 @@
               <w:spacing w:after="10" w:before="0"/>
               <w:ind w:left="120"/>
             </w:pPr>
-            <w:hyperlink w:history="1" r:id="rIdi7q1h-zbc6dnpl781ruza">
+            <w:hyperlink w:history="1" r:id="rIdc75elettwzcvcl0a9ouxs">
               <w:r>
                 <w:rPr>
                   <w:rFonts w:ascii="Arial" w:cs="Arial" w:eastAsia="Arial" w:hAnsi="Arial"/>
@@ -25237,7 +25237,7 @@
             <w:pPr>
               <w:spacing w:after="20" w:before="0"/>
             </w:pPr>
-            <w:hyperlink w:history="1" r:id="rIdjh1eepezqcjklvltkx-vi">
+            <w:hyperlink w:history="1" r:id="rIdbsfvbonjqqrgqqtwo-vp8">
               <w:r>
                 <w:rPr>
                   <w:rFonts w:ascii="Arial" w:cs="Arial" w:eastAsia="Arial" w:hAnsi="Arial"/>
@@ -25270,7 +25270,7 @@
               <w:spacing w:after="10" w:before="0"/>
               <w:ind w:left="120"/>
             </w:pPr>
-            <w:hyperlink w:history="1" r:id="rIdwx5iksmqe10udtiu3e9zx">
+            <w:hyperlink w:history="1" r:id="rIdo0d9mj7opq-2qhxqpsa5e">
               <w:r>
                 <w:rPr>
                   <w:rFonts w:ascii="Arial" w:cs="Arial" w:eastAsia="Arial" w:hAnsi="Arial"/>
@@ -25465,7 +25465,7 @@
             <w:pPr>
               <w:spacing w:after="20" w:before="0"/>
             </w:pPr>
-            <w:hyperlink w:history="1" r:id="rIdb1tp_vtommatqa-j7jmzp">
+            <w:hyperlink w:history="1" r:id="rIdpp7k7eglwoazf6ft0xxse">
               <w:r>
                 <w:rPr>
                   <w:rFonts w:ascii="Arial" w:cs="Arial" w:eastAsia="Arial" w:hAnsi="Arial"/>
@@ -25498,7 +25498,7 @@
               <w:spacing w:after="10" w:before="0"/>
               <w:ind w:left="120"/>
             </w:pPr>
-            <w:hyperlink w:history="1" r:id="rIdbdhb4vvqb3jdkzap94ai6">
+            <w:hyperlink w:history="1" r:id="rIdttxweeunqmhcqqqjpnhc3">
               <w:r>
                 <w:rPr>
                   <w:rFonts w:ascii="Arial" w:cs="Arial" w:eastAsia="Arial" w:hAnsi="Arial"/>
@@ -25543,7 +25543,7 @@
             <w:pPr>
               <w:spacing w:after="20" w:before="0"/>
             </w:pPr>
-            <w:hyperlink w:history="1" r:id="rId7zjc7tm_ql0rdtx7ee4r8">
+            <w:hyperlink w:history="1" r:id="rIdufhe5tq9tg3umr3x-j9if">
               <w:r>
                 <w:rPr>
                   <w:rFonts w:ascii="Arial" w:cs="Arial" w:eastAsia="Arial" w:hAnsi="Arial"/>
@@ -25576,7 +25576,7 @@
               <w:spacing w:after="10" w:before="0"/>
               <w:ind w:left="120"/>
             </w:pPr>
-            <w:hyperlink w:history="1" r:id="rIdefjkq87eyytodp55wzfe7">
+            <w:hyperlink w:history="1" r:id="rIdejd2lgogxntbw3hscc8f0">
               <w:r>
                 <w:rPr>
                   <w:rFonts w:ascii="Arial" w:cs="Arial" w:eastAsia="Arial" w:hAnsi="Arial"/>
@@ -25771,7 +25771,7 @@
             <w:pPr>
               <w:spacing w:after="20" w:before="0"/>
             </w:pPr>
-            <w:hyperlink w:history="1" r:id="rIdsjxpfl1t_58xysgwj6uhg">
+            <w:hyperlink w:history="1" r:id="rIdo5nle1imyb0cd8obheijp">
               <w:r>
                 <w:rPr>
                   <w:rFonts w:ascii="Arial" w:cs="Arial" w:eastAsia="Arial" w:hAnsi="Arial"/>
@@ -25804,7 +25804,7 @@
               <w:spacing w:after="10" w:before="0"/>
               <w:ind w:left="120"/>
             </w:pPr>
-            <w:hyperlink w:history="1" r:id="rIdgle4c3xru5zo_5kg0xlhs">
+            <w:hyperlink w:history="1" r:id="rId91falrepamfqxcxnsd9--">
               <w:r>
                 <w:rPr>
                   <w:rFonts w:ascii="Arial" w:cs="Arial" w:eastAsia="Arial" w:hAnsi="Arial"/>
@@ -25849,7 +25849,7 @@
             <w:pPr>
               <w:spacing w:after="20" w:before="0"/>
             </w:pPr>
-            <w:hyperlink w:history="1" r:id="rIdr6jnwsb5s9jo1cumhlbcj">
+            <w:hyperlink w:history="1" r:id="rId9a6-sd92trfshqurxizgc">
               <w:r>
                 <w:rPr>
                   <w:rFonts w:ascii="Arial" w:cs="Arial" w:eastAsia="Arial" w:hAnsi="Arial"/>
@@ -25882,7 +25882,7 @@
               <w:spacing w:after="10" w:before="0"/>
               <w:ind w:left="120"/>
             </w:pPr>
-            <w:hyperlink w:history="1" r:id="rId1uma4uwodk7mbuxgfsb7m">
+            <w:hyperlink w:history="1" r:id="rId-ziri1dnfvonefblb20jr">
               <w:r>
                 <w:rPr>
                   <w:rFonts w:ascii="Arial" w:cs="Arial" w:eastAsia="Arial" w:hAnsi="Arial"/>
